--- a/ProITBridge_ReviewAI_Presentation_Script.docx
+++ b/ProITBridge_ReviewAI_Presentation_Script.docx
@@ -3486,7 +3486,7 @@
           <w:bCs/>
           <w:color w:val="046BD2"/>
         </w:rPr>
-        <w:t xml:space="preserve">SCENE 7 — Open the Bad PR (Live)</w:t>
+        <w:t xml:space="preserve">SCENE 7 — Open the Bad PR — 4 Files, 4 Folders (Live)</w:t>
       </w:r>
       <w:r>
         <w:rPr>
@@ -3494,7 +3494,7 @@
           <w:sz w:val="22"/>
           <w:szCs w:val="22"/>
         </w:rPr>
-        <w:t xml:space="preserve">   (4:30 – 5:30)</w:t>
+        <w:t xml:space="preserve">   (4:30 – 6:00)</w:t>
       </w:r>
     </w:p>
     <w:tbl>
@@ -3607,7 +3607,7 @@
                 <w:sz w:val="22"/>
                 <w:szCs w:val="22"/>
               </w:rPr>
-              <w:t xml:space="preserve">Indha three commands run panren. Branch create, file write, push, PR open. Adhu mathiri.</w:t>
+              <w:t xml:space="preserve">Demo ku, naan oru typical real-world PR mathiri create panren — 4 different files, 4 different folders.</w:t>
             </w:r>
           </w:p>
         </w:tc>
@@ -3640,7 +3640,7 @@
                 <w:sz w:val="20"/>
                 <w:szCs w:val="20"/>
               </w:rPr>
-              <w:t xml:space="preserve">Three commands — create branch, write file, push, open PR. That's it.</w:t>
+              <w:t xml:space="preserve">For this demo I'll create a typical real-world PR — 4 files across 4 different folders.</w:t>
             </w:r>
           </w:p>
         </w:tc>
@@ -3674,7 +3674,7 @@
                 <w:sz w:val="22"/>
                 <w:szCs w:val="22"/>
               </w:rPr>
-              <w:t xml:space="preserve">Indha src/auth.py la SQL injection irukku — paaru — query string la user_id ah f-string la directly interpolate pannraan. Adhu romba dangerous.</w:t>
+              <w:t xml:space="preserve">Each file la oru different bug type irukku: src/auth.py la SQL injection, api/stripe.py la hardcoded API key, lib/dedup.py la O(n²) performance issue, cache/counter.py la race condition.</w:t>
             </w:r>
           </w:p>
         </w:tc>
@@ -3707,7 +3707,7 @@
                 <w:sz w:val="20"/>
                 <w:szCs w:val="20"/>
               </w:rPr>
-              <w:t xml:space="preserve">Look at src/auth.py — there's a SQL injection — the user_id is interpolated directly into the query string via f-string. Very dangerous.</w:t>
+              <w:t xml:space="preserve">Each file has a different bug type: src/auth.py has SQL injection, api/stripe.py has a hardcoded API key, lib/dedup.py has an O(n²) loop, cache/counter.py has a race condition.</w:t>
             </w:r>
           </w:p>
         </w:tc>
@@ -3741,7 +3741,7 @@
                 <w:sz w:val="22"/>
                 <w:szCs w:val="22"/>
               </w:rPr>
-              <w:t xml:space="preserve">Ippo PR open pannitu, bot enna sollum paaruvom. 10 seconds maximum.</w:t>
+              <w:t xml:space="preserve">Indha sample files ellame repo la ready ah irukku — demo-bad-prs/sample-pr/ folder la. cp command oda copy panniralaam.</w:t>
             </w:r>
           </w:p>
         </w:tc>
@@ -3774,7 +3774,141 @@
                 <w:sz w:val="20"/>
                 <w:szCs w:val="20"/>
               </w:rPr>
-              <w:t xml:space="preserve">Now let me open the PR and watch what the bot says. Max 10 seconds.</w:t>
+              <w:t xml:space="preserve">All these sample files are already prepared in the repo at demo-bad-prs/sample-pr/. You can just copy them with a cp command.</w:t>
+            </w:r>
+          </w:p>
+        </w:tc>
+      </w:tr>
+      <w:tr>
+        <w:tc>
+          <w:tcPr>
+            <w:tcW w:type="dxa" w:w="4680"/>
+            <w:tcBorders>
+              <w:top w:val="single" w:color="CCCCCC" w:sz="4"/>
+              <w:left w:val="single" w:color="CCCCCC" w:sz="4"/>
+              <w:bottom w:val="single" w:color="CCCCCC" w:sz="4"/>
+              <w:right w:val="single" w:color="CCCCCC" w:sz="4"/>
+            </w:tcBorders>
+            <w:shd w:fill="F8FAFC" w:val="clear"/>
+            <w:tcMar>
+              <w:top w:type="dxa" w:w="100"/>
+              <w:left w:type="dxa" w:w="140"/>
+              <w:bottom w:type="dxa" w:w="100"/>
+              <w:right w:type="dxa" w:w="140"/>
+            </w:tcMar>
+          </w:tcPr>
+          <w:p>
+            <w:pPr>
+              <w:spacing w:after="60" w:before="60"/>
+            </w:pPr>
+            <w:r>
+              <w:rPr>
+                <w:rFonts w:ascii="Arial" w:cs="Arial" w:eastAsia="Arial" w:hAnsi="Arial"/>
+                <w:color w:val="0F172A"/>
+                <w:sz w:val="22"/>
+                <w:szCs w:val="22"/>
+              </w:rPr>
+              <w:t xml:space="preserve">Or oru runner script run panniralaam — branch create, files write, commit, push, PR open — ellame one command la. Real CI/CD style.</w:t>
+            </w:r>
+          </w:p>
+        </w:tc>
+        <w:tc>
+          <w:tcPr>
+            <w:tcW w:type="dxa" w:w="4680"/>
+            <w:tcBorders>
+              <w:top w:val="single" w:color="CCCCCC" w:sz="4"/>
+              <w:left w:val="single" w:color="CCCCCC" w:sz="4"/>
+              <w:bottom w:val="single" w:color="CCCCCC" w:sz="4"/>
+              <w:right w:val="single" w:color="CCCCCC" w:sz="4"/>
+            </w:tcBorders>
+            <w:tcMar>
+              <w:top w:type="dxa" w:w="100"/>
+              <w:left w:type="dxa" w:w="140"/>
+              <w:bottom w:type="dxa" w:w="100"/>
+              <w:right w:type="dxa" w:w="140"/>
+            </w:tcMar>
+          </w:tcPr>
+          <w:p>
+            <w:pPr>
+              <w:spacing w:after="60" w:before="60"/>
+            </w:pPr>
+            <w:r>
+              <w:rPr>
+                <w:rFonts w:ascii="Arial" w:cs="Arial" w:eastAsia="Arial" w:hAnsi="Arial"/>
+                <w:i/>
+                <w:iCs/>
+                <w:color w:val="334155"/>
+                <w:sz w:val="20"/>
+                <w:szCs w:val="20"/>
+              </w:rPr>
+              <w:t xml:space="preserve">Or you can run a one-shot script — creates branch, writes all files, commits, pushes, opens PR — everything in one command. Real CI/CD style.</w:t>
+            </w:r>
+          </w:p>
+        </w:tc>
+      </w:tr>
+      <w:tr>
+        <w:tc>
+          <w:tcPr>
+            <w:tcW w:type="dxa" w:w="4680"/>
+            <w:tcBorders>
+              <w:top w:val="single" w:color="CCCCCC" w:sz="4"/>
+              <w:left w:val="single" w:color="CCCCCC" w:sz="4"/>
+              <w:bottom w:val="single" w:color="CCCCCC" w:sz="4"/>
+              <w:right w:val="single" w:color="CCCCCC" w:sz="4"/>
+            </w:tcBorders>
+            <w:shd w:fill="F8FAFC" w:val="clear"/>
+            <w:tcMar>
+              <w:top w:type="dxa" w:w="100"/>
+              <w:left w:type="dxa" w:w="140"/>
+              <w:bottom w:type="dxa" w:w="100"/>
+              <w:right w:type="dxa" w:w="140"/>
+            </w:tcMar>
+          </w:tcPr>
+          <w:p>
+            <w:pPr>
+              <w:spacing w:after="60" w:before="60"/>
+            </w:pPr>
+            <w:r>
+              <w:rPr>
+                <w:rFonts w:ascii="Arial" w:cs="Arial" w:eastAsia="Arial" w:hAnsi="Arial"/>
+                <w:color w:val="0F172A"/>
+                <w:sz w:val="22"/>
+                <w:szCs w:val="22"/>
+              </w:rPr>
+              <w:t xml:space="preserve">Ippo paarunga — push aana udane GitHub webhook fire aagum, n8n per file la loop pannum, Claude ku send pannum. Romba interesting paakanum.</w:t>
+            </w:r>
+          </w:p>
+        </w:tc>
+        <w:tc>
+          <w:tcPr>
+            <w:tcW w:type="dxa" w:w="4680"/>
+            <w:tcBorders>
+              <w:top w:val="single" w:color="CCCCCC" w:sz="4"/>
+              <w:left w:val="single" w:color="CCCCCC" w:sz="4"/>
+              <w:bottom w:val="single" w:color="CCCCCC" w:sz="4"/>
+              <w:right w:val="single" w:color="CCCCCC" w:sz="4"/>
+            </w:tcBorders>
+            <w:tcMar>
+              <w:top w:type="dxa" w:w="100"/>
+              <w:left w:type="dxa" w:w="140"/>
+              <w:bottom w:type="dxa" w:w="100"/>
+              <w:right w:type="dxa" w:w="140"/>
+            </w:tcMar>
+          </w:tcPr>
+          <w:p>
+            <w:pPr>
+              <w:spacing w:after="60" w:before="60"/>
+            </w:pPr>
+            <w:r>
+              <w:rPr>
+                <w:rFonts w:ascii="Arial" w:cs="Arial" w:eastAsia="Arial" w:hAnsi="Arial"/>
+                <w:i/>
+                <w:iCs/>
+                <w:color w:val="334155"/>
+                <w:sz w:val="20"/>
+                <w:szCs w:val="20"/>
+              </w:rPr>
+              <w:t xml:space="preserve">Watch this — as soon as it pushes, GitHub fires the webhook, n8n loops over each file and sends them to Claude. Really fun to watch.</w:t>
             </w:r>
           </w:p>
         </w:tc>
@@ -3807,7 +3941,7 @@
           <w:sz w:val="18"/>
           <w:szCs w:val="18"/>
         </w:rPr>
-        <w:t xml:space="preserve">Run the commands below in the terminal — show the editor briefly showing src/auth.py</w:t>
+        <w:t xml:space="preserve">Show the sample-pr/ folder in the file explorer briefly. Then switch to terminal — type the cp command (or run the script).</w:t>
       </w:r>
     </w:p>
     <w:p>
@@ -3839,7 +3973,7 @@
           <w:sz w:val="18"/>
           <w:szCs w:val="18"/>
         </w:rPr>
-        <w:t xml:space="preserve">git checkout -b demo-live-recording</w:t>
+        <w:t xml:space="preserve"># Option A: Copy the pre-built sample files into the demo repo</w:t>
       </w:r>
     </w:p>
     <w:p>
@@ -3854,7 +3988,7 @@
           <w:sz w:val="18"/>
           <w:szCs w:val="18"/>
         </w:rPr>
-        <w:t xml:space="preserve">mkdir -p src</w:t>
+        <w:t xml:space="preserve">cd /tmp/proitbridge-reviewai-demo</w:t>
       </w:r>
     </w:p>
     <w:p>
@@ -3869,7 +4003,7 @@
           <w:sz w:val="18"/>
           <w:szCs w:val="18"/>
         </w:rPr>
-        <w:t xml:space="preserve">cat &gt; src/auth.py &lt;&lt;'PY'</w:t>
+        <w:t xml:space="preserve">git checkout main &amp;&amp; git pull</w:t>
       </w:r>
     </w:p>
     <w:p>
@@ -3884,7 +4018,7 @@
           <w:sz w:val="18"/>
           <w:szCs w:val="18"/>
         </w:rPr>
-        <w:t xml:space="preserve">"""User authentication and lookup utilities."""</w:t>
+        <w:t xml:space="preserve">git checkout -b demo-multi-file</w:t>
       </w:r>
     </w:p>
     <w:p>
@@ -3899,7 +4033,7 @@
           <w:sz w:val="18"/>
           <w:szCs w:val="18"/>
         </w:rPr>
-        <w:t xml:space="preserve">import sqlite3</w:t>
+        <w:t xml:space="preserve">cp -r /f/ProITBridge/AI_Code_Automation/demo-bad-prs/sample-pr/src .</w:t>
       </w:r>
     </w:p>
     <w:p>
@@ -3914,7 +4048,7 @@
           <w:sz w:val="18"/>
           <w:szCs w:val="18"/>
         </w:rPr>
-        <w:t xml:space="preserve">db = sqlite3.connect("app.db")</w:t>
+        <w:t xml:space="preserve">cp -r /f/ProITBridge/AI_Code_Automation/demo-bad-prs/sample-pr/api .</w:t>
       </w:r>
     </w:p>
     <w:p>
@@ -3929,7 +4063,7 @@
           <w:sz w:val="18"/>
           <w:szCs w:val="18"/>
         </w:rPr>
-        <w:t xml:space="preserve"> </w:t>
+        <w:t xml:space="preserve">cp -r /f/ProITBridge/AI_Code_Automation/demo-bad-prs/sample-pr/lib .</w:t>
       </w:r>
     </w:p>
     <w:p>
@@ -3944,7 +4078,7 @@
           <w:sz w:val="18"/>
           <w:szCs w:val="18"/>
         </w:rPr>
-        <w:t xml:space="preserve">def get_user(user_id):</w:t>
+        <w:t xml:space="preserve">cp -r /f/ProITBridge/AI_Code_Automation/demo-bad-prs/sample-pr/cache .</w:t>
       </w:r>
     </w:p>
     <w:p>
@@ -3959,7 +4093,7 @@
           <w:sz w:val="18"/>
           <w:szCs w:val="18"/>
         </w:rPr>
-        <w:t xml:space="preserve">    """Look up a user by ID — used by the support dashboard."""</w:t>
+        <w:t xml:space="preserve">git add src api lib cache</w:t>
       </w:r>
     </w:p>
     <w:p>
@@ -3974,7 +4108,7 @@
           <w:sz w:val="18"/>
           <w:szCs w:val="18"/>
         </w:rPr>
-        <w:t xml:space="preserve">    query = f"SELECT * FROM users WHERE id={user_id}"</w:t>
+        <w:t xml:space="preserve">git commit -m "Add support endpoints across auth/payments/cache modules"</w:t>
       </w:r>
     </w:p>
     <w:p>
@@ -3989,7 +4123,7 @@
           <w:sz w:val="18"/>
           <w:szCs w:val="18"/>
         </w:rPr>
-        <w:t xml:space="preserve">    return db.execute(query).fetchone()</w:t>
+        <w:t xml:space="preserve">git push -u origin demo-multi-file</w:t>
       </w:r>
     </w:p>
     <w:p>
@@ -4004,7 +4138,7 @@
           <w:sz w:val="18"/>
           <w:szCs w:val="18"/>
         </w:rPr>
-        <w:t xml:space="preserve">PY</w:t>
+        <w:t xml:space="preserve">gh pr create --fill --title "Add support endpoints across multiple modules"</w:t>
       </w:r>
     </w:p>
     <w:p>
@@ -4019,7 +4153,7 @@
           <w:sz w:val="18"/>
           <w:szCs w:val="18"/>
         </w:rPr>
-        <w:t xml:space="preserve">git add src/auth.py</w:t>
+        <w:t xml:space="preserve"> </w:t>
       </w:r>
     </w:p>
     <w:p>
@@ -4034,7 +4168,7 @@
           <w:sz w:val="18"/>
           <w:szCs w:val="18"/>
         </w:rPr>
-        <w:t xml:space="preserve">git commit -m "Add user lookup endpoint for support team"</w:t>
+        <w:t xml:space="preserve"># Option B: One-shot runner script (does all of the above)</w:t>
       </w:r>
     </w:p>
     <w:p>
@@ -4049,7 +4183,7 @@
           <w:sz w:val="18"/>
           <w:szCs w:val="18"/>
         </w:rPr>
-        <w:t xml:space="preserve">git push -u origin demo-live-recording</w:t>
+        <w:t xml:space="preserve">cd /tmp/proitbridge-reviewai-demo</w:t>
       </w:r>
     </w:p>
     <w:p>
@@ -4064,7 +4198,7 @@
           <w:sz w:val="18"/>
           <w:szCs w:val="18"/>
         </w:rPr>
-        <w:t xml:space="preserve">gh pr create --fill --title "Add user lookup by ID"</w:t>
+        <w:t xml:space="preserve">node /f/ProITBridge/AI_Code_Automation/scripts/demo-live-recording.js</w:t>
       </w:r>
     </w:p>
     <w:p>
@@ -4078,7 +4212,7 @@
           <w:bCs/>
           <w:color w:val="046BD2"/>
         </w:rPr>
-        <w:t xml:space="preserve">SCENE 8 — Watch the Bot Review (The Magic Moment)</w:t>
+        <w:t xml:space="preserve">SCENE 8 — Watch the Bot Review — Multi-File Findings (The Magic Moment)</w:t>
       </w:r>
       <w:r>
         <w:rPr>
@@ -4086,7 +4220,7 @@
           <w:sz w:val="22"/>
           <w:szCs w:val="22"/>
         </w:rPr>
-        <w:t xml:space="preserve">   (5:30 – 7:00)</w:t>
+        <w:t xml:space="preserve">   (6:00 – 7:30)</w:t>
       </w:r>
     </w:p>
     <w:tbl>
@@ -4199,7 +4333,7 @@
                 <w:sz w:val="22"/>
                 <w:szCs w:val="22"/>
               </w:rPr>
-              <w:t xml:space="preserve">Browser la GitHub PR page open pannitu wait pannuvom. 10 seconds kulla bot vandhu inline comments post pannum.</w:t>
+              <w:t xml:space="preserve">Browser la GitHub PR page open pannitu wait pannuvom. 30 seconds kulla bot vandhu — 4 files la separate ah — comments post pannum.</w:t>
             </w:r>
           </w:p>
         </w:tc>
@@ -4232,7 +4366,7 @@
                 <w:sz w:val="20"/>
                 <w:szCs w:val="20"/>
               </w:rPr>
-              <w:t xml:space="preserve">Let's open the GitHub PR page and wait. Within 10 seconds the bot will post inline comments.</w:t>
+              <w:t xml:space="preserve">Let's open the GitHub PR page and wait. Within 30 seconds the bot will post comments separately on each of the 4 files.</w:t>
             </w:r>
           </w:p>
         </w:tc>
@@ -4266,7 +4400,7 @@
                 <w:sz w:val="22"/>
                 <w:szCs w:val="22"/>
               </w:rPr>
-              <w:t xml:space="preserve">Andha! Paaru! Critical SQL injection finding vandhirukku line 10 la. Suggestion block kuda kudirukkaan — parameterized query use pannunga.</w:t>
+              <w:t xml:space="preserve">Andha! src/auth.py la — Critical SQL injection finding. Suggestion block oda — parameterized query use pannunga.</w:t>
             </w:r>
           </w:p>
         </w:tc>
@@ -4299,7 +4433,7 @@
                 <w:sz w:val="20"/>
                 <w:szCs w:val="20"/>
               </w:rPr>
-              <w:t xml:space="preserve">There it is! Look — Critical SQL injection finding on line 10. With a suggestion block — use parameterized query.</w:t>
+              <w:t xml:space="preserve">There — on src/auth.py — Critical SQL injection finding. With a suggestion block — use parameterized query.</w:t>
             </w:r>
           </w:p>
         </w:tc>
@@ -4333,7 +4467,7 @@
                 <w:sz w:val="22"/>
                 <w:szCs w:val="22"/>
               </w:rPr>
-              <w:t xml:space="preserve">Innum oru comment — High severity — no tests cover this code path. Auth.py is a security boundary nu sollirukku. Apdina test coverage venum.</w:t>
+              <w:t xml:space="preserve">api/stripe.py la — Critical severity — hardcoded Stripe API key. Bot sonnu, 'rotate immediately, env var use pannunga'. Real-world advice.</w:t>
             </w:r>
           </w:p>
         </w:tc>
@@ -4366,7 +4500,7 @@
                 <w:sz w:val="20"/>
                 <w:szCs w:val="20"/>
               </w:rPr>
-              <w:t xml:space="preserve">And another comment — High severity — no tests cover this code path. It mentions auth.py is a security boundary, so test coverage is needed.</w:t>
+              <w:t xml:space="preserve">On api/stripe.py — Critical — hardcoded Stripe API key. The bot says 'rotate immediately, use env vars'. Real-world advice.</w:t>
             </w:r>
           </w:p>
         </w:tc>
@@ -4400,7 +4534,7 @@
                 <w:sz w:val="22"/>
                 <w:szCs w:val="22"/>
               </w:rPr>
-              <w:t xml:space="preserve">Innum oru — Medium severity — module-level DB connection. Adhukku error handling illama, cleanup illama irukku. All three findings — within 8 seconds.</w:t>
+              <w:t xml:space="preserve">lib/dedup.py la — Medium severity — O(n²) performance issue. Counter use pannunga nu suggestion kudukirathu. Python idiomatic fix.</w:t>
             </w:r>
           </w:p>
         </w:tc>
@@ -4433,7 +4567,7 @@
                 <w:sz w:val="20"/>
                 <w:szCs w:val="20"/>
               </w:rPr>
-              <w:t xml:space="preserve">Another one — Medium severity — module-level DB connection has no error handling, no cleanup. All three findings — within 8 seconds.</w:t>
+              <w:t xml:space="preserve">On lib/dedup.py — Medium — O(n²) performance. It suggests using Counter — the Pythonic fix.</w:t>
             </w:r>
           </w:p>
         </w:tc>
@@ -4467,7 +4601,7 @@
                 <w:sz w:val="22"/>
                 <w:szCs w:val="22"/>
               </w:rPr>
-              <w:t xml:space="preserve">Best part? 'Commit suggestion' button — one click la fix accept pannidalaam. No copy paste.</w:t>
+              <w:t xml:space="preserve">cache/counter.py la — High severity — TOCTOU race condition. Get-then-set non-atomic, atomic INCR use pannunga. Concurrency understanding paakkanum.</w:t>
             </w:r>
           </w:p>
         </w:tc>
@@ -4500,7 +4634,7 @@
                 <w:sz w:val="20"/>
                 <w:szCs w:val="20"/>
               </w:rPr>
-              <w:t xml:space="preserve">Best part? The 'Commit suggestion' button — one click to accept the fix. No copy-paste.</w:t>
+              <w:t xml:space="preserve">On cache/counter.py — High — TOCTOU race condition. Get-then-set is non-atomic, use atomic INCR. Real concurrency knowledge.</w:t>
             </w:r>
           </w:p>
         </w:tc>
@@ -4534,7 +4668,7 @@
                 <w:sz w:val="22"/>
                 <w:szCs w:val="22"/>
               </w:rPr>
-              <w:t xml:space="preserve">Bottom la oru summary comment kuda post panniyirukku — severity table, total count. Romba clean.</w:t>
+              <w:t xml:space="preserve">4 files la, 4 different categories — security, performance, bug — ellam catch panniduchu. Adhuvum ~25 seconds la.</w:t>
             </w:r>
           </w:p>
         </w:tc>
@@ -4567,7 +4701,141 @@
                 <w:sz w:val="20"/>
                 <w:szCs w:val="20"/>
               </w:rPr>
-              <w:t xml:space="preserve">At the bottom there's a summary comment too — severity table, total count. Super clean.</w:t>
+              <w:t xml:space="preserve">4 files, 4 different categories — security, performance, bug — all caught in about 25 seconds.</w:t>
+            </w:r>
+          </w:p>
+        </w:tc>
+      </w:tr>
+      <w:tr>
+        <w:tc>
+          <w:tcPr>
+            <w:tcW w:type="dxa" w:w="4680"/>
+            <w:tcBorders>
+              <w:top w:val="single" w:color="CCCCCC" w:sz="4"/>
+              <w:left w:val="single" w:color="CCCCCC" w:sz="4"/>
+              <w:bottom w:val="single" w:color="CCCCCC" w:sz="4"/>
+              <w:right w:val="single" w:color="CCCCCC" w:sz="4"/>
+            </w:tcBorders>
+            <w:shd w:fill="F8FAFC" w:val="clear"/>
+            <w:tcMar>
+              <w:top w:type="dxa" w:w="100"/>
+              <w:left w:type="dxa" w:w="140"/>
+              <w:bottom w:type="dxa" w:w="100"/>
+              <w:right w:type="dxa" w:w="140"/>
+            </w:tcMar>
+          </w:tcPr>
+          <w:p>
+            <w:pPr>
+              <w:spacing w:after="60" w:before="60"/>
+            </w:pPr>
+            <w:r>
+              <w:rPr>
+                <w:rFonts w:ascii="Arial" w:cs="Arial" w:eastAsia="Arial" w:hAnsi="Arial"/>
+                <w:color w:val="0F172A"/>
+                <w:sz w:val="22"/>
+                <w:szCs w:val="22"/>
+              </w:rPr>
+              <w:t xml:space="preserve">Bottom la summary comment — severity table, total count: 1 critical, 2 high, 3 medium. Clean dashboard ah.</w:t>
+            </w:r>
+          </w:p>
+        </w:tc>
+        <w:tc>
+          <w:tcPr>
+            <w:tcW w:type="dxa" w:w="4680"/>
+            <w:tcBorders>
+              <w:top w:val="single" w:color="CCCCCC" w:sz="4"/>
+              <w:left w:val="single" w:color="CCCCCC" w:sz="4"/>
+              <w:bottom w:val="single" w:color="CCCCCC" w:sz="4"/>
+              <w:right w:val="single" w:color="CCCCCC" w:sz="4"/>
+            </w:tcBorders>
+            <w:tcMar>
+              <w:top w:type="dxa" w:w="100"/>
+              <w:left w:type="dxa" w:w="140"/>
+              <w:bottom w:type="dxa" w:w="100"/>
+              <w:right w:type="dxa" w:w="140"/>
+            </w:tcMar>
+          </w:tcPr>
+          <w:p>
+            <w:pPr>
+              <w:spacing w:after="60" w:before="60"/>
+            </w:pPr>
+            <w:r>
+              <w:rPr>
+                <w:rFonts w:ascii="Arial" w:cs="Arial" w:eastAsia="Arial" w:hAnsi="Arial"/>
+                <w:i/>
+                <w:iCs/>
+                <w:color w:val="334155"/>
+                <w:sz w:val="20"/>
+                <w:szCs w:val="20"/>
+              </w:rPr>
+              <w:t xml:space="preserve">Bottom has the summary comment — severity table with total counts: 1 critical, 2 high, 3 medium. Clean dashboard.</w:t>
+            </w:r>
+          </w:p>
+        </w:tc>
+      </w:tr>
+      <w:tr>
+        <w:tc>
+          <w:tcPr>
+            <w:tcW w:type="dxa" w:w="4680"/>
+            <w:tcBorders>
+              <w:top w:val="single" w:color="CCCCCC" w:sz="4"/>
+              <w:left w:val="single" w:color="CCCCCC" w:sz="4"/>
+              <w:bottom w:val="single" w:color="CCCCCC" w:sz="4"/>
+              <w:right w:val="single" w:color="CCCCCC" w:sz="4"/>
+            </w:tcBorders>
+            <w:shd w:fill="F8FAFC" w:val="clear"/>
+            <w:tcMar>
+              <w:top w:type="dxa" w:w="100"/>
+              <w:left w:type="dxa" w:w="140"/>
+              <w:bottom w:type="dxa" w:w="100"/>
+              <w:right w:type="dxa" w:w="140"/>
+            </w:tcMar>
+          </w:tcPr>
+          <w:p>
+            <w:pPr>
+              <w:spacing w:after="60" w:before="60"/>
+            </w:pPr>
+            <w:r>
+              <w:rPr>
+                <w:rFonts w:ascii="Arial" w:cs="Arial" w:eastAsia="Arial" w:hAnsi="Arial"/>
+                <w:color w:val="0F172A"/>
+                <w:sz w:val="22"/>
+                <w:szCs w:val="22"/>
+              </w:rPr>
+              <w:t xml:space="preserve">Best part? Every suggestion oda 'Commit suggestion' button — one click la fix accept pannitu, automatic ah commit aagum. No manual copy-paste.</w:t>
+            </w:r>
+          </w:p>
+        </w:tc>
+        <w:tc>
+          <w:tcPr>
+            <w:tcW w:type="dxa" w:w="4680"/>
+            <w:tcBorders>
+              <w:top w:val="single" w:color="CCCCCC" w:sz="4"/>
+              <w:left w:val="single" w:color="CCCCCC" w:sz="4"/>
+              <w:bottom w:val="single" w:color="CCCCCC" w:sz="4"/>
+              <w:right w:val="single" w:color="CCCCCC" w:sz="4"/>
+            </w:tcBorders>
+            <w:tcMar>
+              <w:top w:type="dxa" w:w="100"/>
+              <w:left w:type="dxa" w:w="140"/>
+              <w:bottom w:type="dxa" w:w="100"/>
+              <w:right w:type="dxa" w:w="140"/>
+            </w:tcMar>
+          </w:tcPr>
+          <w:p>
+            <w:pPr>
+              <w:spacing w:after="60" w:before="60"/>
+            </w:pPr>
+            <w:r>
+              <w:rPr>
+                <w:rFonts w:ascii="Arial" w:cs="Arial" w:eastAsia="Arial" w:hAnsi="Arial"/>
+                <w:i/>
+                <w:iCs/>
+                <w:color w:val="334155"/>
+                <w:sz w:val="20"/>
+                <w:szCs w:val="20"/>
+              </w:rPr>
+              <w:t xml:space="preserve">Best part? Every suggestion has a 'Commit suggestion' button — one click accepts the fix and auto-commits it. Zero manual copy-paste.</w:t>
             </w:r>
           </w:p>
         </w:tc>
@@ -4600,7 +4868,7 @@
           <w:sz w:val="18"/>
           <w:szCs w:val="18"/>
         </w:rPr>
-        <w:t xml:space="preserve">Refresh the GitHub PR page; comments should be visible. Zoom in on each comment as you describe it.</w:t>
+        <w:t xml:space="preserve">Refresh the GitHub PR page; scroll through each file showing the bot's comments. Zoom in on the suggestion blocks.</w:t>
       </w:r>
     </w:p>
     <w:p>
@@ -5284,7 +5552,7 @@
           <w:bCs/>
           <w:color w:val="046BD2"/>
         </w:rPr>
-        <w:t xml:space="preserve">SCENE 10 — Cost a paatha?</w:t>
+        <w:t xml:space="preserve">SCENE 10 — Bot Eppadi Read Pannum? (Limits &amp; Coverage)</w:t>
       </w:r>
       <w:r>
         <w:rPr>
@@ -5292,7 +5560,7 @@
           <w:sz w:val="22"/>
           <w:szCs w:val="22"/>
         </w:rPr>
-        <w:t xml:space="preserve">   (9:00 – 9:30)</w:t>
+        <w:t xml:space="preserve">   (9:00 – 10:00)</w:t>
       </w:r>
     </w:p>
     <w:tbl>
@@ -5405,7 +5673,7 @@
                 <w:sz w:val="22"/>
                 <w:szCs w:val="22"/>
               </w:rPr>
-              <w:t xml:space="preserve">Cost a paatha? Romba interesting.</w:t>
+              <w:t xml:space="preserve">Common question — bot evlo lines read pannum? Whole repo a read pannumaa, leftover code old PR data ah remember pannumaa? Clarify pannrein.</w:t>
             </w:r>
           </w:p>
         </w:tc>
@@ -5438,7 +5706,7 @@
                 <w:sz w:val="20"/>
                 <w:szCs w:val="20"/>
               </w:rPr>
-              <w:t xml:space="preserve">Want to know the cost? It's actually interesting.</w:t>
+              <w:t xml:space="preserve">Common question — how many lines does the bot read? Does it scan the whole repo? Does it remember old PR data? Let me clarify.</w:t>
             </w:r>
           </w:p>
         </w:tc>
@@ -5472,7 +5740,7 @@
                 <w:sz w:val="22"/>
                 <w:szCs w:val="22"/>
               </w:rPr>
-              <w:t xml:space="preserve">Infrastructure ah free tier. Railway free credit la Postgres + n8n run aagum. Vercel la frontend host pannrom — fully free. GitHub Actions cron free.</w:t>
+              <w:t xml:space="preserve">First — per PR la, bot only changed files read pannum. PR la 4 files thaan modify aana, only 4 files thaan Claude ku poagum. Whole repo scan pannathu.</w:t>
             </w:r>
           </w:p>
         </w:tc>
@@ -5505,7 +5773,7 @@
                 <w:sz w:val="20"/>
                 <w:szCs w:val="20"/>
               </w:rPr>
-              <w:t xml:space="preserve">Infrastructure is free tier. Postgres + n8n run on Railway's free credit. Frontend on Vercel — fully free. GitHub Actions cron — free.</w:t>
+              <w:t xml:space="preserve">First — per PR, the bot only reads changed files. If a PR modifies 4 files, only those 4 files are sent to Claude. It doesn't scan the entire repo.</w:t>
             </w:r>
           </w:p>
         </w:tc>
@@ -5539,7 +5807,7 @@
                 <w:sz w:val="22"/>
                 <w:szCs w:val="22"/>
               </w:rPr>
-              <w:t xml:space="preserve">Claude API only la cost. Haiku model use pannina, per PR oru cent kanduppidalam. Sonnet use pannina ten cents. 100 PRs per month na, even Sonnet la ten dollars dhaan.</w:t>
+              <w:t xml:space="preserve">Each changed file ku, bot full file content fetch pannum — diff matum illa. Adhanaal Claude ku full context kidaikum. Adhaan finding quality high ah irukum.</w:t>
             </w:r>
           </w:p>
         </w:tc>
@@ -5572,7 +5840,7 @@
                 <w:sz w:val="20"/>
                 <w:szCs w:val="20"/>
               </w:rPr>
-              <w:t xml:space="preserve">Only Claude API has cost. Using Haiku, it's about one cent per PR. With Sonnet, ten cents. For 100 PRs/month, even Sonnet is just $10 total.</w:t>
+              <w:t xml:space="preserve">For each changed file, the bot fetches the full file content — not just the diff. This gives Claude full context, which is why the findings are high-quality.</w:t>
             </w:r>
           </w:p>
         </w:tc>
@@ -5606,7 +5874,7 @@
                 <w:sz w:val="22"/>
                 <w:szCs w:val="22"/>
               </w:rPr>
-              <w:t xml:space="preserve">Compare panna CodeRabbit $24 per developer per month. 5 developer team na $120. ReviewAI la $10. 92% saving.</w:t>
+              <w:t xml:space="preserve">Filter rules irukku — package-lock.json, *.min.js, dist/, build/, vendor/, node_modules — ellame skip aagum. 500 lines kku mela changed irukira files-um skip aagum, noise reduce panrathukku.</w:t>
             </w:r>
           </w:p>
         </w:tc>
@@ -5639,7 +5907,409 @@
                 <w:sz w:val="20"/>
                 <w:szCs w:val="20"/>
               </w:rPr>
-              <w:t xml:space="preserve">Compare to CodeRabbit at $24/developer/month. For a 5-developer team that's $120. ReviewAI is $10. 92% saving.</w:t>
+              <w:t xml:space="preserve">There are filter rules — package-lock.json, *.min.js, dist/, build/, vendor/, node_modules — all skipped. Files with more than 500 changed lines also skipped to reduce noise.</w:t>
+            </w:r>
+          </w:p>
+        </w:tc>
+      </w:tr>
+      <w:tr>
+        <w:tc>
+          <w:tcPr>
+            <w:tcW w:type="dxa" w:w="4680"/>
+            <w:tcBorders>
+              <w:top w:val="single" w:color="CCCCCC" w:sz="4"/>
+              <w:left w:val="single" w:color="CCCCCC" w:sz="4"/>
+              <w:bottom w:val="single" w:color="CCCCCC" w:sz="4"/>
+              <w:right w:val="single" w:color="CCCCCC" w:sz="4"/>
+            </w:tcBorders>
+            <w:shd w:fill="F8FAFC" w:val="clear"/>
+            <w:tcMar>
+              <w:top w:type="dxa" w:w="100"/>
+              <w:left w:type="dxa" w:w="140"/>
+              <w:bottom w:type="dxa" w:w="100"/>
+              <w:right w:type="dxa" w:w="140"/>
+            </w:tcMar>
+          </w:tcPr>
+          <w:p>
+            <w:pPr>
+              <w:spacing w:after="60" w:before="60"/>
+            </w:pPr>
+            <w:r>
+              <w:rPr>
+                <w:rFonts w:ascii="Arial" w:cs="Arial" w:eastAsia="Arial" w:hAnsi="Arial"/>
+                <w:color w:val="0F172A"/>
+                <w:sz w:val="22"/>
+                <w:szCs w:val="22"/>
+              </w:rPr>
+              <w:t xml:space="preserve">Per file la maximum 5 findings post aagum — top 5 important ones. Adhukku mela findings illa — quality &gt; quantity.</w:t>
+            </w:r>
+          </w:p>
+        </w:tc>
+        <w:tc>
+          <w:tcPr>
+            <w:tcW w:type="dxa" w:w="4680"/>
+            <w:tcBorders>
+              <w:top w:val="single" w:color="CCCCCC" w:sz="4"/>
+              <w:left w:val="single" w:color="CCCCCC" w:sz="4"/>
+              <w:bottom w:val="single" w:color="CCCCCC" w:sz="4"/>
+              <w:right w:val="single" w:color="CCCCCC" w:sz="4"/>
+            </w:tcBorders>
+            <w:tcMar>
+              <w:top w:type="dxa" w:w="100"/>
+              <w:left w:type="dxa" w:w="140"/>
+              <w:bottom w:type="dxa" w:w="100"/>
+              <w:right w:type="dxa" w:w="140"/>
+            </w:tcMar>
+          </w:tcPr>
+          <w:p>
+            <w:pPr>
+              <w:spacing w:after="60" w:before="60"/>
+            </w:pPr>
+            <w:r>
+              <w:rPr>
+                <w:rFonts w:ascii="Arial" w:cs="Arial" w:eastAsia="Arial" w:hAnsi="Arial"/>
+                <w:i/>
+                <w:iCs/>
+                <w:color w:val="334155"/>
+                <w:sz w:val="20"/>
+                <w:szCs w:val="20"/>
+              </w:rPr>
+              <w:t xml:space="preserve">Max 5 findings per file are posted — the top 5 most important. No spam beyond that — quality over quantity.</w:t>
+            </w:r>
+          </w:p>
+        </w:tc>
+      </w:tr>
+      <w:tr>
+        <w:tc>
+          <w:tcPr>
+            <w:tcW w:type="dxa" w:w="4680"/>
+            <w:tcBorders>
+              <w:top w:val="single" w:color="CCCCCC" w:sz="4"/>
+              <w:left w:val="single" w:color="CCCCCC" w:sz="4"/>
+              <w:bottom w:val="single" w:color="CCCCCC" w:sz="4"/>
+              <w:right w:val="single" w:color="CCCCCC" w:sz="4"/>
+            </w:tcBorders>
+            <w:shd w:fill="F8FAFC" w:val="clear"/>
+            <w:tcMar>
+              <w:top w:type="dxa" w:w="100"/>
+              <w:left w:type="dxa" w:w="140"/>
+              <w:bottom w:type="dxa" w:w="100"/>
+              <w:right w:type="dxa" w:w="140"/>
+            </w:tcMar>
+          </w:tcPr>
+          <w:p>
+            <w:pPr>
+              <w:spacing w:after="60" w:before="60"/>
+            </w:pPr>
+            <w:r>
+              <w:rPr>
+                <w:rFonts w:ascii="Arial" w:cs="Arial" w:eastAsia="Arial" w:hAnsi="Arial"/>
+                <w:color w:val="0F172A"/>
+                <w:sz w:val="22"/>
+                <w:szCs w:val="22"/>
+              </w:rPr>
+              <w:t xml:space="preserve">Claude context window — Sonnet 4.5 ku 200,000 tokens (~150,000 words). Most code files &lt;1,000 lines = ~20K tokens. Plenty of headroom.</w:t>
+            </w:r>
+          </w:p>
+        </w:tc>
+        <w:tc>
+          <w:tcPr>
+            <w:tcW w:type="dxa" w:w="4680"/>
+            <w:tcBorders>
+              <w:top w:val="single" w:color="CCCCCC" w:sz="4"/>
+              <w:left w:val="single" w:color="CCCCCC" w:sz="4"/>
+              <w:bottom w:val="single" w:color="CCCCCC" w:sz="4"/>
+              <w:right w:val="single" w:color="CCCCCC" w:sz="4"/>
+            </w:tcBorders>
+            <w:tcMar>
+              <w:top w:type="dxa" w:w="100"/>
+              <w:left w:type="dxa" w:w="140"/>
+              <w:bottom w:type="dxa" w:w="100"/>
+              <w:right w:type="dxa" w:w="140"/>
+            </w:tcMar>
+          </w:tcPr>
+          <w:p>
+            <w:pPr>
+              <w:spacing w:after="60" w:before="60"/>
+            </w:pPr>
+            <w:r>
+              <w:rPr>
+                <w:rFonts w:ascii="Arial" w:cs="Arial" w:eastAsia="Arial" w:hAnsi="Arial"/>
+                <w:i/>
+                <w:iCs/>
+                <w:color w:val="334155"/>
+                <w:sz w:val="20"/>
+                <w:szCs w:val="20"/>
+              </w:rPr>
+              <w:t xml:space="preserve">Claude context window — Sonnet 4.5 has 200,000 tokens (~150,000 words). Most code files are &lt;1,000 lines = ~20K tokens. Plenty of headroom.</w:t>
+            </w:r>
+          </w:p>
+        </w:tc>
+      </w:tr>
+      <w:tr>
+        <w:tc>
+          <w:tcPr>
+            <w:tcW w:type="dxa" w:w="4680"/>
+            <w:tcBorders>
+              <w:top w:val="single" w:color="CCCCCC" w:sz="4"/>
+              <w:left w:val="single" w:color="CCCCCC" w:sz="4"/>
+              <w:bottom w:val="single" w:color="CCCCCC" w:sz="4"/>
+              <w:right w:val="single" w:color="CCCCCC" w:sz="4"/>
+            </w:tcBorders>
+            <w:shd w:fill="F8FAFC" w:val="clear"/>
+            <w:tcMar>
+              <w:top w:type="dxa" w:w="100"/>
+              <w:left w:type="dxa" w:w="140"/>
+              <w:bottom w:type="dxa" w:w="100"/>
+              <w:right w:type="dxa" w:w="140"/>
+            </w:tcMar>
+          </w:tcPr>
+          <w:p>
+            <w:pPr>
+              <w:spacing w:after="60" w:before="60"/>
+            </w:pPr>
+            <w:r>
+              <w:rPr>
+                <w:rFonts w:ascii="Arial" w:cs="Arial" w:eastAsia="Arial" w:hAnsi="Arial"/>
+                <w:color w:val="0F172A"/>
+                <w:sz w:val="22"/>
+                <w:szCs w:val="22"/>
+              </w:rPr>
+              <w:t xml:space="preserve">Old data — Postgres la ellame remember pannum: every PR, every finding, accept rate, history. Dashboard la trending analytics paakalaam.</w:t>
+            </w:r>
+          </w:p>
+        </w:tc>
+        <w:tc>
+          <w:tcPr>
+            <w:tcW w:type="dxa" w:w="4680"/>
+            <w:tcBorders>
+              <w:top w:val="single" w:color="CCCCCC" w:sz="4"/>
+              <w:left w:val="single" w:color="CCCCCC" w:sz="4"/>
+              <w:bottom w:val="single" w:color="CCCCCC" w:sz="4"/>
+              <w:right w:val="single" w:color="CCCCCC" w:sz="4"/>
+            </w:tcBorders>
+            <w:tcMar>
+              <w:top w:type="dxa" w:w="100"/>
+              <w:left w:type="dxa" w:w="140"/>
+              <w:bottom w:type="dxa" w:w="100"/>
+              <w:right w:type="dxa" w:w="140"/>
+            </w:tcMar>
+          </w:tcPr>
+          <w:p>
+            <w:pPr>
+              <w:spacing w:after="60" w:before="60"/>
+            </w:pPr>
+            <w:r>
+              <w:rPr>
+                <w:rFonts w:ascii="Arial" w:cs="Arial" w:eastAsia="Arial" w:hAnsi="Arial"/>
+                <w:i/>
+                <w:iCs/>
+                <w:color w:val="334155"/>
+                <w:sz w:val="20"/>
+                <w:szCs w:val="20"/>
+              </w:rPr>
+              <w:t xml:space="preserve">Old data — Postgres remembers everything: every PR, every finding, accept rate, history. The dashboard shows trending analytics from that.</w:t>
+            </w:r>
+          </w:p>
+        </w:tc>
+      </w:tr>
+      <w:tr>
+        <w:tc>
+          <w:tcPr>
+            <w:tcW w:type="dxa" w:w="4680"/>
+            <w:tcBorders>
+              <w:top w:val="single" w:color="CCCCCC" w:sz="4"/>
+              <w:left w:val="single" w:color="CCCCCC" w:sz="4"/>
+              <w:bottom w:val="single" w:color="CCCCCC" w:sz="4"/>
+              <w:right w:val="single" w:color="CCCCCC" w:sz="4"/>
+            </w:tcBorders>
+            <w:shd w:fill="F8FAFC" w:val="clear"/>
+            <w:tcMar>
+              <w:top w:type="dxa" w:w="100"/>
+              <w:left w:type="dxa" w:w="140"/>
+              <w:bottom w:type="dxa" w:w="100"/>
+              <w:right w:type="dxa" w:w="140"/>
+            </w:tcMar>
+          </w:tcPr>
+          <w:p>
+            <w:pPr>
+              <w:spacing w:after="60" w:before="60"/>
+            </w:pPr>
+            <w:r>
+              <w:rPr>
+                <w:rFonts w:ascii="Arial" w:cs="Arial" w:eastAsia="Arial" w:hAnsi="Arial"/>
+                <w:color w:val="0F172A"/>
+                <w:sz w:val="22"/>
+                <w:szCs w:val="22"/>
+              </w:rPr>
+              <w:t xml:space="preserve">But Claude itself — stateless. Each PR review independent. Bot oru PR review pannitu, next PR ku previous PR memory illa. Each review fresh ah.</w:t>
+            </w:r>
+          </w:p>
+        </w:tc>
+        <w:tc>
+          <w:tcPr>
+            <w:tcW w:type="dxa" w:w="4680"/>
+            <w:tcBorders>
+              <w:top w:val="single" w:color="CCCCCC" w:sz="4"/>
+              <w:left w:val="single" w:color="CCCCCC" w:sz="4"/>
+              <w:bottom w:val="single" w:color="CCCCCC" w:sz="4"/>
+              <w:right w:val="single" w:color="CCCCCC" w:sz="4"/>
+            </w:tcBorders>
+            <w:tcMar>
+              <w:top w:type="dxa" w:w="100"/>
+              <w:left w:type="dxa" w:w="140"/>
+              <w:bottom w:type="dxa" w:w="100"/>
+              <w:right w:type="dxa" w:w="140"/>
+            </w:tcMar>
+          </w:tcPr>
+          <w:p>
+            <w:pPr>
+              <w:spacing w:after="60" w:before="60"/>
+            </w:pPr>
+            <w:r>
+              <w:rPr>
+                <w:rFonts w:ascii="Arial" w:cs="Arial" w:eastAsia="Arial" w:hAnsi="Arial"/>
+                <w:i/>
+                <w:iCs/>
+                <w:color w:val="334155"/>
+                <w:sz w:val="20"/>
+                <w:szCs w:val="20"/>
+              </w:rPr>
+              <w:t xml:space="preserve">But Claude itself is stateless. Each PR review is independent. The bot doesn't carry memory from one PR to the next. Every review is fresh.</w:t>
+            </w:r>
+          </w:p>
+        </w:tc>
+      </w:tr>
+      <w:tr>
+        <w:tc>
+          <w:tcPr>
+            <w:tcW w:type="dxa" w:w="4680"/>
+            <w:tcBorders>
+              <w:top w:val="single" w:color="CCCCCC" w:sz="4"/>
+              <w:left w:val="single" w:color="CCCCCC" w:sz="4"/>
+              <w:bottom w:val="single" w:color="CCCCCC" w:sz="4"/>
+              <w:right w:val="single" w:color="CCCCCC" w:sz="4"/>
+            </w:tcBorders>
+            <w:shd w:fill="F8FAFC" w:val="clear"/>
+            <w:tcMar>
+              <w:top w:type="dxa" w:w="100"/>
+              <w:left w:type="dxa" w:w="140"/>
+              <w:bottom w:type="dxa" w:w="100"/>
+              <w:right w:type="dxa" w:w="140"/>
+            </w:tcMar>
+          </w:tcPr>
+          <w:p>
+            <w:pPr>
+              <w:spacing w:after="60" w:before="60"/>
+            </w:pPr>
+            <w:r>
+              <w:rPr>
+                <w:rFonts w:ascii="Arial" w:cs="Arial" w:eastAsia="Arial" w:hAnsi="Arial"/>
+                <w:color w:val="0F172A"/>
+                <w:sz w:val="22"/>
+                <w:szCs w:val="22"/>
+              </w:rPr>
+              <w:t xml:space="preserve">Future PRs — every new PR triggers a fresh review automatically. Bot 24/7 watching. Sleep illa, lunch break illa.</w:t>
+            </w:r>
+          </w:p>
+        </w:tc>
+        <w:tc>
+          <w:tcPr>
+            <w:tcW w:type="dxa" w:w="4680"/>
+            <w:tcBorders>
+              <w:top w:val="single" w:color="CCCCCC" w:sz="4"/>
+              <w:left w:val="single" w:color="CCCCCC" w:sz="4"/>
+              <w:bottom w:val="single" w:color="CCCCCC" w:sz="4"/>
+              <w:right w:val="single" w:color="CCCCCC" w:sz="4"/>
+            </w:tcBorders>
+            <w:tcMar>
+              <w:top w:type="dxa" w:w="100"/>
+              <w:left w:type="dxa" w:w="140"/>
+              <w:bottom w:type="dxa" w:w="100"/>
+              <w:right w:type="dxa" w:w="140"/>
+            </w:tcMar>
+          </w:tcPr>
+          <w:p>
+            <w:pPr>
+              <w:spacing w:after="60" w:before="60"/>
+            </w:pPr>
+            <w:r>
+              <w:rPr>
+                <w:rFonts w:ascii="Arial" w:cs="Arial" w:eastAsia="Arial" w:hAnsi="Arial"/>
+                <w:i/>
+                <w:iCs/>
+                <w:color w:val="334155"/>
+                <w:sz w:val="20"/>
+                <w:szCs w:val="20"/>
+              </w:rPr>
+              <w:t xml:space="preserve">Future PRs — every new PR triggers a fresh review automatically. The bot watches 24/7. No sleep, no lunch breaks.</w:t>
+            </w:r>
+          </w:p>
+        </w:tc>
+      </w:tr>
+      <w:tr>
+        <w:tc>
+          <w:tcPr>
+            <w:tcW w:type="dxa" w:w="4680"/>
+            <w:tcBorders>
+              <w:top w:val="single" w:color="CCCCCC" w:sz="4"/>
+              <w:left w:val="single" w:color="CCCCCC" w:sz="4"/>
+              <w:bottom w:val="single" w:color="CCCCCC" w:sz="4"/>
+              <w:right w:val="single" w:color="CCCCCC" w:sz="4"/>
+            </w:tcBorders>
+            <w:shd w:fill="F8FAFC" w:val="clear"/>
+            <w:tcMar>
+              <w:top w:type="dxa" w:w="100"/>
+              <w:left w:type="dxa" w:w="140"/>
+              <w:bottom w:type="dxa" w:w="100"/>
+              <w:right w:type="dxa" w:w="140"/>
+            </w:tcMar>
+          </w:tcPr>
+          <w:p>
+            <w:pPr>
+              <w:spacing w:after="60" w:before="60"/>
+            </w:pPr>
+            <w:r>
+              <w:rPr>
+                <w:rFonts w:ascii="Arial" w:cs="Arial" w:eastAsia="Arial" w:hAnsi="Arial"/>
+                <w:color w:val="0F172A"/>
+                <w:sz w:val="22"/>
+                <w:szCs w:val="22"/>
+              </w:rPr>
+              <w:t xml:space="preserve">Scaling limits — Railway free tier ~100 PRs/day handle pannum. Postgres free tier 1 GB = ~1 million findings vara place irukku. Most orgs ku enough.</w:t>
+            </w:r>
+          </w:p>
+        </w:tc>
+        <w:tc>
+          <w:tcPr>
+            <w:tcW w:type="dxa" w:w="4680"/>
+            <w:tcBorders>
+              <w:top w:val="single" w:color="CCCCCC" w:sz="4"/>
+              <w:left w:val="single" w:color="CCCCCC" w:sz="4"/>
+              <w:bottom w:val="single" w:color="CCCCCC" w:sz="4"/>
+              <w:right w:val="single" w:color="CCCCCC" w:sz="4"/>
+            </w:tcBorders>
+            <w:tcMar>
+              <w:top w:type="dxa" w:w="100"/>
+              <w:left w:type="dxa" w:w="140"/>
+              <w:bottom w:type="dxa" w:w="100"/>
+              <w:right w:type="dxa" w:w="140"/>
+            </w:tcMar>
+          </w:tcPr>
+          <w:p>
+            <w:pPr>
+              <w:spacing w:after="60" w:before="60"/>
+            </w:pPr>
+            <w:r>
+              <w:rPr>
+                <w:rFonts w:ascii="Arial" w:cs="Arial" w:eastAsia="Arial" w:hAnsi="Arial"/>
+                <w:i/>
+                <w:iCs/>
+                <w:color w:val="334155"/>
+                <w:sz w:val="20"/>
+                <w:szCs w:val="20"/>
+              </w:rPr>
+              <w:t xml:space="preserve">Scaling — Railway free tier handles ~100 PRs/day. Postgres free tier (1 GB) can hold ~1 million findings. Enough for most orgs.</w:t>
             </w:r>
           </w:p>
         </w:tc>
@@ -5672,7 +6342,7 @@
           <w:sz w:val="18"/>
           <w:szCs w:val="18"/>
         </w:rPr>
-        <w:t xml:space="preserve">Show the cost analysis table from the report OR the pricing page mock</w:t>
+        <w:t xml:space="preserve">Show the workflow diagram (assets/diagram-workflow.png) — highlight the 'Filter Files' node + 'Get Content' loop</w:t>
       </w:r>
     </w:p>
     <w:p>
@@ -5686,7 +6356,7 @@
           <w:bCs/>
           <w:color w:val="046BD2"/>
         </w:rPr>
-        <w:t xml:space="preserve">SCENE 11 — Closing &amp; Call to Action</w:t>
+        <w:t xml:space="preserve">SCENE 11 — Why Build This — Top 5 AI Engineering Project</w:t>
       </w:r>
       <w:r>
         <w:rPr>
@@ -5694,7 +6364,7 @@
           <w:sz w:val="22"/>
           <w:szCs w:val="22"/>
         </w:rPr>
-        <w:t xml:space="preserve">   (9:30 – 10:30)</w:t>
+        <w:t xml:space="preserve">   (10:00 – 11:30)</w:t>
       </w:r>
     </w:p>
     <w:tbl>
@@ -5807,6 +6477,1480 @@
                 <w:sz w:val="22"/>
                 <w:szCs w:val="22"/>
               </w:rPr>
+              <w:t xml:space="preserve">Indha video paakra unga la some yosichirupinga — naa enaku ena gain aagum indha project build pannina? Romba valid question. Sollren.</w:t>
+            </w:r>
+          </w:p>
+        </w:tc>
+        <w:tc>
+          <w:tcPr>
+            <w:tcW w:type="dxa" w:w="4680"/>
+            <w:tcBorders>
+              <w:top w:val="single" w:color="CCCCCC" w:sz="4"/>
+              <w:left w:val="single" w:color="CCCCCC" w:sz="4"/>
+              <w:bottom w:val="single" w:color="CCCCCC" w:sz="4"/>
+              <w:right w:val="single" w:color="CCCCCC" w:sz="4"/>
+            </w:tcBorders>
+            <w:tcMar>
+              <w:top w:type="dxa" w:w="100"/>
+              <w:left w:type="dxa" w:w="140"/>
+              <w:bottom w:type="dxa" w:w="100"/>
+              <w:right w:type="dxa" w:w="140"/>
+            </w:tcMar>
+          </w:tcPr>
+          <w:p>
+            <w:pPr>
+              <w:spacing w:after="60" w:before="60"/>
+            </w:pPr>
+            <w:r>
+              <w:rPr>
+                <w:rFonts w:ascii="Arial" w:cs="Arial" w:eastAsia="Arial" w:hAnsi="Arial"/>
+                <w:i/>
+                <w:iCs/>
+                <w:color w:val="334155"/>
+                <w:sz w:val="20"/>
+                <w:szCs w:val="20"/>
+              </w:rPr>
+              <w:t xml:space="preserve">Some of you watching might wonder — what do I gain by building this? Valid question. Let me answer.</w:t>
+            </w:r>
+          </w:p>
+        </w:tc>
+      </w:tr>
+      <w:tr>
+        <w:tc>
+          <w:tcPr>
+            <w:tcW w:type="dxa" w:w="4680"/>
+            <w:tcBorders>
+              <w:top w:val="single" w:color="CCCCCC" w:sz="4"/>
+              <w:left w:val="single" w:color="CCCCCC" w:sz="4"/>
+              <w:bottom w:val="single" w:color="CCCCCC" w:sz="4"/>
+              <w:right w:val="single" w:color="CCCCCC" w:sz="4"/>
+            </w:tcBorders>
+            <w:shd w:fill="F8FAFC" w:val="clear"/>
+            <w:tcMar>
+              <w:top w:type="dxa" w:w="100"/>
+              <w:left w:type="dxa" w:w="140"/>
+              <w:bottom w:type="dxa" w:w="100"/>
+              <w:right w:type="dxa" w:w="140"/>
+            </w:tcMar>
+          </w:tcPr>
+          <w:p>
+            <w:pPr>
+              <w:spacing w:after="60" w:before="60"/>
+            </w:pPr>
+            <w:r>
+              <w:rPr>
+                <w:rFonts w:ascii="Arial" w:cs="Arial" w:eastAsia="Arial" w:hAnsi="Arial"/>
+                <w:color w:val="0F172A"/>
+                <w:sz w:val="22"/>
+                <w:szCs w:val="22"/>
+              </w:rPr>
+              <w:t xml:space="preserve">Indha ReviewAI — oru fully end-to-end AI engineering project. Resume la, portfolio la, interview la show panna perfect.</w:t>
+            </w:r>
+          </w:p>
+        </w:tc>
+        <w:tc>
+          <w:tcPr>
+            <w:tcW w:type="dxa" w:w="4680"/>
+            <w:tcBorders>
+              <w:top w:val="single" w:color="CCCCCC" w:sz="4"/>
+              <w:left w:val="single" w:color="CCCCCC" w:sz="4"/>
+              <w:bottom w:val="single" w:color="CCCCCC" w:sz="4"/>
+              <w:right w:val="single" w:color="CCCCCC" w:sz="4"/>
+            </w:tcBorders>
+            <w:tcMar>
+              <w:top w:type="dxa" w:w="100"/>
+              <w:left w:type="dxa" w:w="140"/>
+              <w:bottom w:type="dxa" w:w="100"/>
+              <w:right w:type="dxa" w:w="140"/>
+            </w:tcMar>
+          </w:tcPr>
+          <w:p>
+            <w:pPr>
+              <w:spacing w:after="60" w:before="60"/>
+            </w:pPr>
+            <w:r>
+              <w:rPr>
+                <w:rFonts w:ascii="Arial" w:cs="Arial" w:eastAsia="Arial" w:hAnsi="Arial"/>
+                <w:i/>
+                <w:iCs/>
+                <w:color w:val="334155"/>
+                <w:sz w:val="20"/>
+                <w:szCs w:val="20"/>
+              </w:rPr>
+              <w:t xml:space="preserve">ReviewAI is a fully end-to-end AI engineering project. Perfect for resume, portfolio, interviews.</w:t>
+            </w:r>
+          </w:p>
+        </w:tc>
+      </w:tr>
+      <w:tr>
+        <w:tc>
+          <w:tcPr>
+            <w:tcW w:type="dxa" w:w="4680"/>
+            <w:tcBorders>
+              <w:top w:val="single" w:color="CCCCCC" w:sz="4"/>
+              <w:left w:val="single" w:color="CCCCCC" w:sz="4"/>
+              <w:bottom w:val="single" w:color="CCCCCC" w:sz="4"/>
+              <w:right w:val="single" w:color="CCCCCC" w:sz="4"/>
+            </w:tcBorders>
+            <w:shd w:fill="F8FAFC" w:val="clear"/>
+            <w:tcMar>
+              <w:top w:type="dxa" w:w="100"/>
+              <w:left w:type="dxa" w:w="140"/>
+              <w:bottom w:type="dxa" w:w="100"/>
+              <w:right w:type="dxa" w:w="140"/>
+            </w:tcMar>
+          </w:tcPr>
+          <w:p>
+            <w:pPr>
+              <w:spacing w:after="60" w:before="60"/>
+            </w:pPr>
+            <w:r>
+              <w:rPr>
+                <w:rFonts w:ascii="Arial" w:cs="Arial" w:eastAsia="Arial" w:hAnsi="Arial"/>
+                <w:color w:val="0F172A"/>
+                <w:sz w:val="22"/>
+                <w:szCs w:val="22"/>
+              </w:rPr>
+              <w:t xml:space="preserve">Skills enna learn pannuvinga? Pathi paaru:</w:t>
+            </w:r>
+          </w:p>
+        </w:tc>
+        <w:tc>
+          <w:tcPr>
+            <w:tcW w:type="dxa" w:w="4680"/>
+            <w:tcBorders>
+              <w:top w:val="single" w:color="CCCCCC" w:sz="4"/>
+              <w:left w:val="single" w:color="CCCCCC" w:sz="4"/>
+              <w:bottom w:val="single" w:color="CCCCCC" w:sz="4"/>
+              <w:right w:val="single" w:color="CCCCCC" w:sz="4"/>
+            </w:tcBorders>
+            <w:tcMar>
+              <w:top w:type="dxa" w:w="100"/>
+              <w:left w:type="dxa" w:w="140"/>
+              <w:bottom w:type="dxa" w:w="100"/>
+              <w:right w:type="dxa" w:w="140"/>
+            </w:tcMar>
+          </w:tcPr>
+          <w:p>
+            <w:pPr>
+              <w:spacing w:after="60" w:before="60"/>
+            </w:pPr>
+            <w:r>
+              <w:rPr>
+                <w:rFonts w:ascii="Arial" w:cs="Arial" w:eastAsia="Arial" w:hAnsi="Arial"/>
+                <w:i/>
+                <w:iCs/>
+                <w:color w:val="334155"/>
+                <w:sz w:val="20"/>
+                <w:szCs w:val="20"/>
+              </w:rPr>
+              <w:t xml:space="preserve">What skills do you actually learn? Let me list them:</w:t>
+            </w:r>
+          </w:p>
+        </w:tc>
+      </w:tr>
+      <w:tr>
+        <w:tc>
+          <w:tcPr>
+            <w:tcW w:type="dxa" w:w="4680"/>
+            <w:tcBorders>
+              <w:top w:val="single" w:color="CCCCCC" w:sz="4"/>
+              <w:left w:val="single" w:color="CCCCCC" w:sz="4"/>
+              <w:bottom w:val="single" w:color="CCCCCC" w:sz="4"/>
+              <w:right w:val="single" w:color="CCCCCC" w:sz="4"/>
+            </w:tcBorders>
+            <w:shd w:fill="F8FAFC" w:val="clear"/>
+            <w:tcMar>
+              <w:top w:type="dxa" w:w="100"/>
+              <w:left w:type="dxa" w:w="140"/>
+              <w:bottom w:type="dxa" w:w="100"/>
+              <w:right w:type="dxa" w:w="140"/>
+            </w:tcMar>
+          </w:tcPr>
+          <w:p>
+            <w:pPr>
+              <w:spacing w:after="60" w:before="60"/>
+            </w:pPr>
+            <w:r>
+              <w:rPr>
+                <w:rFonts w:ascii="Arial" w:cs="Arial" w:eastAsia="Arial" w:hAnsi="Arial"/>
+                <w:color w:val="0F172A"/>
+                <w:sz w:val="22"/>
+                <w:szCs w:val="22"/>
+              </w:rPr>
+              <w:t xml:space="preserve">One — LLM integration. Claude API call pannrathu, prompt engineering, structured JSON output ah extract pannrathu. Reviewer.txt prompt — that's real prompt engineering.</w:t>
+            </w:r>
+          </w:p>
+        </w:tc>
+        <w:tc>
+          <w:tcPr>
+            <w:tcW w:type="dxa" w:w="4680"/>
+            <w:tcBorders>
+              <w:top w:val="single" w:color="CCCCCC" w:sz="4"/>
+              <w:left w:val="single" w:color="CCCCCC" w:sz="4"/>
+              <w:bottom w:val="single" w:color="CCCCCC" w:sz="4"/>
+              <w:right w:val="single" w:color="CCCCCC" w:sz="4"/>
+            </w:tcBorders>
+            <w:tcMar>
+              <w:top w:type="dxa" w:w="100"/>
+              <w:left w:type="dxa" w:w="140"/>
+              <w:bottom w:type="dxa" w:w="100"/>
+              <w:right w:type="dxa" w:w="140"/>
+            </w:tcMar>
+          </w:tcPr>
+          <w:p>
+            <w:pPr>
+              <w:spacing w:after="60" w:before="60"/>
+            </w:pPr>
+            <w:r>
+              <w:rPr>
+                <w:rFonts w:ascii="Arial" w:cs="Arial" w:eastAsia="Arial" w:hAnsi="Arial"/>
+                <w:i/>
+                <w:iCs/>
+                <w:color w:val="334155"/>
+                <w:sz w:val="20"/>
+                <w:szCs w:val="20"/>
+              </w:rPr>
+              <w:t xml:space="preserve">One — LLM integration. Calling the Claude API, prompt engineering, extracting structured JSON output. The reviewer.txt is real prompt engineering.</w:t>
+            </w:r>
+          </w:p>
+        </w:tc>
+      </w:tr>
+      <w:tr>
+        <w:tc>
+          <w:tcPr>
+            <w:tcW w:type="dxa" w:w="4680"/>
+            <w:tcBorders>
+              <w:top w:val="single" w:color="CCCCCC" w:sz="4"/>
+              <w:left w:val="single" w:color="CCCCCC" w:sz="4"/>
+              <w:bottom w:val="single" w:color="CCCCCC" w:sz="4"/>
+              <w:right w:val="single" w:color="CCCCCC" w:sz="4"/>
+            </w:tcBorders>
+            <w:shd w:fill="F8FAFC" w:val="clear"/>
+            <w:tcMar>
+              <w:top w:type="dxa" w:w="100"/>
+              <w:left w:type="dxa" w:w="140"/>
+              <w:bottom w:type="dxa" w:w="100"/>
+              <w:right w:type="dxa" w:w="140"/>
+            </w:tcMar>
+          </w:tcPr>
+          <w:p>
+            <w:pPr>
+              <w:spacing w:after="60" w:before="60"/>
+            </w:pPr>
+            <w:r>
+              <w:rPr>
+                <w:rFonts w:ascii="Arial" w:cs="Arial" w:eastAsia="Arial" w:hAnsi="Arial"/>
+                <w:color w:val="0F172A"/>
+                <w:sz w:val="22"/>
+                <w:szCs w:val="22"/>
+              </w:rPr>
+              <w:t xml:space="preserve">Two — AI workflow orchestration. Single API call kku appuram, n8n use panni multi-step pipeline build pannrathu. Real-world AI applications ellame iduvae mathiri — multi-step.</w:t>
+            </w:r>
+          </w:p>
+        </w:tc>
+        <w:tc>
+          <w:tcPr>
+            <w:tcW w:type="dxa" w:w="4680"/>
+            <w:tcBorders>
+              <w:top w:val="single" w:color="CCCCCC" w:sz="4"/>
+              <w:left w:val="single" w:color="CCCCCC" w:sz="4"/>
+              <w:bottom w:val="single" w:color="CCCCCC" w:sz="4"/>
+              <w:right w:val="single" w:color="CCCCCC" w:sz="4"/>
+            </w:tcBorders>
+            <w:tcMar>
+              <w:top w:type="dxa" w:w="100"/>
+              <w:left w:type="dxa" w:w="140"/>
+              <w:bottom w:type="dxa" w:w="100"/>
+              <w:right w:type="dxa" w:w="140"/>
+            </w:tcMar>
+          </w:tcPr>
+          <w:p>
+            <w:pPr>
+              <w:spacing w:after="60" w:before="60"/>
+            </w:pPr>
+            <w:r>
+              <w:rPr>
+                <w:rFonts w:ascii="Arial" w:cs="Arial" w:eastAsia="Arial" w:hAnsi="Arial"/>
+                <w:i/>
+                <w:iCs/>
+                <w:color w:val="334155"/>
+                <w:sz w:val="20"/>
+                <w:szCs w:val="20"/>
+              </w:rPr>
+              <w:t xml:space="preserve">Two — AI workflow orchestration. Beyond a single API call — using n8n to build multi-step pipelines. Real-world AI apps are all like this — multi-step.</w:t>
+            </w:r>
+          </w:p>
+        </w:tc>
+      </w:tr>
+      <w:tr>
+        <w:tc>
+          <w:tcPr>
+            <w:tcW w:type="dxa" w:w="4680"/>
+            <w:tcBorders>
+              <w:top w:val="single" w:color="CCCCCC" w:sz="4"/>
+              <w:left w:val="single" w:color="CCCCCC" w:sz="4"/>
+              <w:bottom w:val="single" w:color="CCCCCC" w:sz="4"/>
+              <w:right w:val="single" w:color="CCCCCC" w:sz="4"/>
+            </w:tcBorders>
+            <w:shd w:fill="F8FAFC" w:val="clear"/>
+            <w:tcMar>
+              <w:top w:type="dxa" w:w="100"/>
+              <w:left w:type="dxa" w:w="140"/>
+              <w:bottom w:type="dxa" w:w="100"/>
+              <w:right w:type="dxa" w:w="140"/>
+            </w:tcMar>
+          </w:tcPr>
+          <w:p>
+            <w:pPr>
+              <w:spacing w:after="60" w:before="60"/>
+            </w:pPr>
+            <w:r>
+              <w:rPr>
+                <w:rFonts w:ascii="Arial" w:cs="Arial" w:eastAsia="Arial" w:hAnsi="Arial"/>
+                <w:color w:val="0F172A"/>
+                <w:sz w:val="22"/>
+                <w:szCs w:val="22"/>
+              </w:rPr>
+              <w:t xml:space="preserve">Three — Real production deployment. Railway la n8n, Vercel la frontend, GitHub webhook integration — cloud architecture, env vars, secrets, HMAC verify — full DevOps.</w:t>
+            </w:r>
+          </w:p>
+        </w:tc>
+        <w:tc>
+          <w:tcPr>
+            <w:tcW w:type="dxa" w:w="4680"/>
+            <w:tcBorders>
+              <w:top w:val="single" w:color="CCCCCC" w:sz="4"/>
+              <w:left w:val="single" w:color="CCCCCC" w:sz="4"/>
+              <w:bottom w:val="single" w:color="CCCCCC" w:sz="4"/>
+              <w:right w:val="single" w:color="CCCCCC" w:sz="4"/>
+            </w:tcBorders>
+            <w:tcMar>
+              <w:top w:type="dxa" w:w="100"/>
+              <w:left w:type="dxa" w:w="140"/>
+              <w:bottom w:type="dxa" w:w="100"/>
+              <w:right w:type="dxa" w:w="140"/>
+            </w:tcMar>
+          </w:tcPr>
+          <w:p>
+            <w:pPr>
+              <w:spacing w:after="60" w:before="60"/>
+            </w:pPr>
+            <w:r>
+              <w:rPr>
+                <w:rFonts w:ascii="Arial" w:cs="Arial" w:eastAsia="Arial" w:hAnsi="Arial"/>
+                <w:i/>
+                <w:iCs/>
+                <w:color w:val="334155"/>
+                <w:sz w:val="20"/>
+                <w:szCs w:val="20"/>
+              </w:rPr>
+              <w:t xml:space="preserve">Three — Real production deployment. n8n on Railway, frontend on Vercel, GitHub webhook integration — cloud architecture, env vars, secrets, HMAC — full DevOps.</w:t>
+            </w:r>
+          </w:p>
+        </w:tc>
+      </w:tr>
+      <w:tr>
+        <w:tc>
+          <w:tcPr>
+            <w:tcW w:type="dxa" w:w="4680"/>
+            <w:tcBorders>
+              <w:top w:val="single" w:color="CCCCCC" w:sz="4"/>
+              <w:left w:val="single" w:color="CCCCCC" w:sz="4"/>
+              <w:bottom w:val="single" w:color="CCCCCC" w:sz="4"/>
+              <w:right w:val="single" w:color="CCCCCC" w:sz="4"/>
+            </w:tcBorders>
+            <w:shd w:fill="F8FAFC" w:val="clear"/>
+            <w:tcMar>
+              <w:top w:type="dxa" w:w="100"/>
+              <w:left w:type="dxa" w:w="140"/>
+              <w:bottom w:type="dxa" w:w="100"/>
+              <w:right w:type="dxa" w:w="140"/>
+            </w:tcMar>
+          </w:tcPr>
+          <w:p>
+            <w:pPr>
+              <w:spacing w:after="60" w:before="60"/>
+            </w:pPr>
+            <w:r>
+              <w:rPr>
+                <w:rFonts w:ascii="Arial" w:cs="Arial" w:eastAsia="Arial" w:hAnsi="Arial"/>
+                <w:color w:val="0F172A"/>
+                <w:sz w:val="22"/>
+                <w:szCs w:val="22"/>
+              </w:rPr>
+              <w:t xml:space="preserve">Four — Cost-aware engineering. Model selection — Haiku vs Sonnet vs Opus, per-token pricing, when to use which. Real AI engineers idhellam handle pannranga.</w:t>
+            </w:r>
+          </w:p>
+        </w:tc>
+        <w:tc>
+          <w:tcPr>
+            <w:tcW w:type="dxa" w:w="4680"/>
+            <w:tcBorders>
+              <w:top w:val="single" w:color="CCCCCC" w:sz="4"/>
+              <w:left w:val="single" w:color="CCCCCC" w:sz="4"/>
+              <w:bottom w:val="single" w:color="CCCCCC" w:sz="4"/>
+              <w:right w:val="single" w:color="CCCCCC" w:sz="4"/>
+            </w:tcBorders>
+            <w:tcMar>
+              <w:top w:type="dxa" w:w="100"/>
+              <w:left w:type="dxa" w:w="140"/>
+              <w:bottom w:type="dxa" w:w="100"/>
+              <w:right w:type="dxa" w:w="140"/>
+            </w:tcMar>
+          </w:tcPr>
+          <w:p>
+            <w:pPr>
+              <w:spacing w:after="60" w:before="60"/>
+            </w:pPr>
+            <w:r>
+              <w:rPr>
+                <w:rFonts w:ascii="Arial" w:cs="Arial" w:eastAsia="Arial" w:hAnsi="Arial"/>
+                <w:i/>
+                <w:iCs/>
+                <w:color w:val="334155"/>
+                <w:sz w:val="20"/>
+                <w:szCs w:val="20"/>
+              </w:rPr>
+              <w:t xml:space="preserve">Four — Cost-aware engineering. Model selection — Haiku vs Sonnet vs Opus, per-token pricing, when to use which. Real AI engineers handle this daily.</w:t>
+            </w:r>
+          </w:p>
+        </w:tc>
+      </w:tr>
+      <w:tr>
+        <w:tc>
+          <w:tcPr>
+            <w:tcW w:type="dxa" w:w="4680"/>
+            <w:tcBorders>
+              <w:top w:val="single" w:color="CCCCCC" w:sz="4"/>
+              <w:left w:val="single" w:color="CCCCCC" w:sz="4"/>
+              <w:bottom w:val="single" w:color="CCCCCC" w:sz="4"/>
+              <w:right w:val="single" w:color="CCCCCC" w:sz="4"/>
+            </w:tcBorders>
+            <w:shd w:fill="F8FAFC" w:val="clear"/>
+            <w:tcMar>
+              <w:top w:type="dxa" w:w="100"/>
+              <w:left w:type="dxa" w:w="140"/>
+              <w:bottom w:type="dxa" w:w="100"/>
+              <w:right w:type="dxa" w:w="140"/>
+            </w:tcMar>
+          </w:tcPr>
+          <w:p>
+            <w:pPr>
+              <w:spacing w:after="60" w:before="60"/>
+            </w:pPr>
+            <w:r>
+              <w:rPr>
+                <w:rFonts w:ascii="Arial" w:cs="Arial" w:eastAsia="Arial" w:hAnsi="Arial"/>
+                <w:color w:val="0F172A"/>
+                <w:sz w:val="22"/>
+                <w:szCs w:val="22"/>
+              </w:rPr>
+              <w:t xml:space="preserve">Five — Full-stack development. Next.js 14 server components, Postgres queries, real-time dashboard, live charts. Modern frontend patterns.</w:t>
+            </w:r>
+          </w:p>
+        </w:tc>
+        <w:tc>
+          <w:tcPr>
+            <w:tcW w:type="dxa" w:w="4680"/>
+            <w:tcBorders>
+              <w:top w:val="single" w:color="CCCCCC" w:sz="4"/>
+              <w:left w:val="single" w:color="CCCCCC" w:sz="4"/>
+              <w:bottom w:val="single" w:color="CCCCCC" w:sz="4"/>
+              <w:right w:val="single" w:color="CCCCCC" w:sz="4"/>
+            </w:tcBorders>
+            <w:tcMar>
+              <w:top w:type="dxa" w:w="100"/>
+              <w:left w:type="dxa" w:w="140"/>
+              <w:bottom w:type="dxa" w:w="100"/>
+              <w:right w:type="dxa" w:w="140"/>
+            </w:tcMar>
+          </w:tcPr>
+          <w:p>
+            <w:pPr>
+              <w:spacing w:after="60" w:before="60"/>
+            </w:pPr>
+            <w:r>
+              <w:rPr>
+                <w:rFonts w:ascii="Arial" w:cs="Arial" w:eastAsia="Arial" w:hAnsi="Arial"/>
+                <w:i/>
+                <w:iCs/>
+                <w:color w:val="334155"/>
+                <w:sz w:val="20"/>
+                <w:szCs w:val="20"/>
+              </w:rPr>
+              <w:t xml:space="preserve">Five — Full-stack development. Next.js 14 server components, Postgres queries, real-time dashboard, live charts. Modern frontend patterns.</w:t>
+            </w:r>
+          </w:p>
+        </w:tc>
+      </w:tr>
+      <w:tr>
+        <w:tc>
+          <w:tcPr>
+            <w:tcW w:type="dxa" w:w="4680"/>
+            <w:tcBorders>
+              <w:top w:val="single" w:color="CCCCCC" w:sz="4"/>
+              <w:left w:val="single" w:color="CCCCCC" w:sz="4"/>
+              <w:bottom w:val="single" w:color="CCCCCC" w:sz="4"/>
+              <w:right w:val="single" w:color="CCCCCC" w:sz="4"/>
+            </w:tcBorders>
+            <w:shd w:fill="F8FAFC" w:val="clear"/>
+            <w:tcMar>
+              <w:top w:type="dxa" w:w="100"/>
+              <w:left w:type="dxa" w:w="140"/>
+              <w:bottom w:type="dxa" w:w="100"/>
+              <w:right w:type="dxa" w:w="140"/>
+            </w:tcMar>
+          </w:tcPr>
+          <w:p>
+            <w:pPr>
+              <w:spacing w:after="60" w:before="60"/>
+            </w:pPr>
+            <w:r>
+              <w:rPr>
+                <w:rFonts w:ascii="Arial" w:cs="Arial" w:eastAsia="Arial" w:hAnsi="Arial"/>
+                <w:color w:val="0F172A"/>
+                <w:sz w:val="22"/>
+                <w:szCs w:val="22"/>
+              </w:rPr>
+              <w:t xml:space="preserve">Six — Database design. Schema for both transactional inserts AND analytical queries. Views for aggregations. Real DB architecture.</w:t>
+            </w:r>
+          </w:p>
+        </w:tc>
+        <w:tc>
+          <w:tcPr>
+            <w:tcW w:type="dxa" w:w="4680"/>
+            <w:tcBorders>
+              <w:top w:val="single" w:color="CCCCCC" w:sz="4"/>
+              <w:left w:val="single" w:color="CCCCCC" w:sz="4"/>
+              <w:bottom w:val="single" w:color="CCCCCC" w:sz="4"/>
+              <w:right w:val="single" w:color="CCCCCC" w:sz="4"/>
+            </w:tcBorders>
+            <w:tcMar>
+              <w:top w:type="dxa" w:w="100"/>
+              <w:left w:type="dxa" w:w="140"/>
+              <w:bottom w:type="dxa" w:w="100"/>
+              <w:right w:type="dxa" w:w="140"/>
+            </w:tcMar>
+          </w:tcPr>
+          <w:p>
+            <w:pPr>
+              <w:spacing w:after="60" w:before="60"/>
+            </w:pPr>
+            <w:r>
+              <w:rPr>
+                <w:rFonts w:ascii="Arial" w:cs="Arial" w:eastAsia="Arial" w:hAnsi="Arial"/>
+                <w:i/>
+                <w:iCs/>
+                <w:color w:val="334155"/>
+                <w:sz w:val="20"/>
+                <w:szCs w:val="20"/>
+              </w:rPr>
+              <w:t xml:space="preserve">Six — Database design. A schema for both transactional inserts AND analytical queries. Views for aggregations. Real DB architecture.</w:t>
+            </w:r>
+          </w:p>
+        </w:tc>
+      </w:tr>
+      <w:tr>
+        <w:tc>
+          <w:tcPr>
+            <w:tcW w:type="dxa" w:w="4680"/>
+            <w:tcBorders>
+              <w:top w:val="single" w:color="CCCCCC" w:sz="4"/>
+              <w:left w:val="single" w:color="CCCCCC" w:sz="4"/>
+              <w:bottom w:val="single" w:color="CCCCCC" w:sz="4"/>
+              <w:right w:val="single" w:color="CCCCCC" w:sz="4"/>
+            </w:tcBorders>
+            <w:shd w:fill="F8FAFC" w:val="clear"/>
+            <w:tcMar>
+              <w:top w:type="dxa" w:w="100"/>
+              <w:left w:type="dxa" w:w="140"/>
+              <w:bottom w:type="dxa" w:w="100"/>
+              <w:right w:type="dxa" w:w="140"/>
+            </w:tcMar>
+          </w:tcPr>
+          <w:p>
+            <w:pPr>
+              <w:spacing w:after="60" w:before="60"/>
+            </w:pPr>
+            <w:r>
+              <w:rPr>
+                <w:rFonts w:ascii="Arial" w:cs="Arial" w:eastAsia="Arial" w:hAnsi="Arial"/>
+                <w:color w:val="0F172A"/>
+                <w:sz w:val="22"/>
+                <w:szCs w:val="22"/>
+              </w:rPr>
+              <w:t xml:space="preserve">Seven — Security engineering. HMAC verification, secrets management, sandboxed Code nodes, principle of least privilege. Production-grade.</w:t>
+            </w:r>
+          </w:p>
+        </w:tc>
+        <w:tc>
+          <w:tcPr>
+            <w:tcW w:type="dxa" w:w="4680"/>
+            <w:tcBorders>
+              <w:top w:val="single" w:color="CCCCCC" w:sz="4"/>
+              <w:left w:val="single" w:color="CCCCCC" w:sz="4"/>
+              <w:bottom w:val="single" w:color="CCCCCC" w:sz="4"/>
+              <w:right w:val="single" w:color="CCCCCC" w:sz="4"/>
+            </w:tcBorders>
+            <w:tcMar>
+              <w:top w:type="dxa" w:w="100"/>
+              <w:left w:type="dxa" w:w="140"/>
+              <w:bottom w:type="dxa" w:w="100"/>
+              <w:right w:type="dxa" w:w="140"/>
+            </w:tcMar>
+          </w:tcPr>
+          <w:p>
+            <w:pPr>
+              <w:spacing w:after="60" w:before="60"/>
+            </w:pPr>
+            <w:r>
+              <w:rPr>
+                <w:rFonts w:ascii="Arial" w:cs="Arial" w:eastAsia="Arial" w:hAnsi="Arial"/>
+                <w:i/>
+                <w:iCs/>
+                <w:color w:val="334155"/>
+                <w:sz w:val="20"/>
+                <w:szCs w:val="20"/>
+              </w:rPr>
+              <w:t xml:space="preserve">Seven — Security engineering. HMAC verification, secrets management, sandboxed Code nodes, least privilege. Production-grade.</w:t>
+            </w:r>
+          </w:p>
+        </w:tc>
+      </w:tr>
+      <w:tr>
+        <w:tc>
+          <w:tcPr>
+            <w:tcW w:type="dxa" w:w="4680"/>
+            <w:tcBorders>
+              <w:top w:val="single" w:color="CCCCCC" w:sz="4"/>
+              <w:left w:val="single" w:color="CCCCCC" w:sz="4"/>
+              <w:bottom w:val="single" w:color="CCCCCC" w:sz="4"/>
+              <w:right w:val="single" w:color="CCCCCC" w:sz="4"/>
+            </w:tcBorders>
+            <w:shd w:fill="F8FAFC" w:val="clear"/>
+            <w:tcMar>
+              <w:top w:type="dxa" w:w="100"/>
+              <w:left w:type="dxa" w:w="140"/>
+              <w:bottom w:type="dxa" w:w="100"/>
+              <w:right w:type="dxa" w:w="140"/>
+            </w:tcMar>
+          </w:tcPr>
+          <w:p>
+            <w:pPr>
+              <w:spacing w:after="60" w:before="60"/>
+            </w:pPr>
+            <w:r>
+              <w:rPr>
+                <w:rFonts w:ascii="Arial" w:cs="Arial" w:eastAsia="Arial" w:hAnsi="Arial"/>
+                <w:color w:val="0F172A"/>
+                <w:sz w:val="22"/>
+                <w:szCs w:val="22"/>
+              </w:rPr>
+              <w:t xml:space="preserve">Eight — Product thinking. Landing page, docs, pricing, deployment guide — open source product, not just a script. Resume la 'I built and shipped a product' nu sollalaam.</w:t>
+            </w:r>
+          </w:p>
+        </w:tc>
+        <w:tc>
+          <w:tcPr>
+            <w:tcW w:type="dxa" w:w="4680"/>
+            <w:tcBorders>
+              <w:top w:val="single" w:color="CCCCCC" w:sz="4"/>
+              <w:left w:val="single" w:color="CCCCCC" w:sz="4"/>
+              <w:bottom w:val="single" w:color="CCCCCC" w:sz="4"/>
+              <w:right w:val="single" w:color="CCCCCC" w:sz="4"/>
+            </w:tcBorders>
+            <w:tcMar>
+              <w:top w:type="dxa" w:w="100"/>
+              <w:left w:type="dxa" w:w="140"/>
+              <w:bottom w:type="dxa" w:w="100"/>
+              <w:right w:type="dxa" w:w="140"/>
+            </w:tcMar>
+          </w:tcPr>
+          <w:p>
+            <w:pPr>
+              <w:spacing w:after="60" w:before="60"/>
+            </w:pPr>
+            <w:r>
+              <w:rPr>
+                <w:rFonts w:ascii="Arial" w:cs="Arial" w:eastAsia="Arial" w:hAnsi="Arial"/>
+                <w:i/>
+                <w:iCs/>
+                <w:color w:val="334155"/>
+                <w:sz w:val="20"/>
+                <w:szCs w:val="20"/>
+              </w:rPr>
+              <w:t xml:space="preserve">Eight — Product thinking. Landing page, docs, pricing, deployment guide — open source product, not just a script. You can say 'I built and shipped a product' on your resume.</w:t>
+            </w:r>
+          </w:p>
+        </w:tc>
+      </w:tr>
+      <w:tr>
+        <w:tc>
+          <w:tcPr>
+            <w:tcW w:type="dxa" w:w="4680"/>
+            <w:tcBorders>
+              <w:top w:val="single" w:color="CCCCCC" w:sz="4"/>
+              <w:left w:val="single" w:color="CCCCCC" w:sz="4"/>
+              <w:bottom w:val="single" w:color="CCCCCC" w:sz="4"/>
+              <w:right w:val="single" w:color="CCCCCC" w:sz="4"/>
+            </w:tcBorders>
+            <w:shd w:fill="F8FAFC" w:val="clear"/>
+            <w:tcMar>
+              <w:top w:type="dxa" w:w="100"/>
+              <w:left w:type="dxa" w:w="140"/>
+              <w:bottom w:type="dxa" w:w="100"/>
+              <w:right w:type="dxa" w:w="140"/>
+            </w:tcMar>
+          </w:tcPr>
+          <w:p>
+            <w:pPr>
+              <w:spacing w:after="60" w:before="60"/>
+            </w:pPr>
+            <w:r>
+              <w:rPr>
+                <w:rFonts w:ascii="Arial" w:cs="Arial" w:eastAsia="Arial" w:hAnsi="Arial"/>
+                <w:color w:val="0F172A"/>
+                <w:sz w:val="22"/>
+                <w:szCs w:val="22"/>
+              </w:rPr>
+              <w:t xml:space="preserve">Indha 8 skills — combined ah evvalvu interviews la differentiate pannum, theriyumaa? AI engineer roles ku oru perfect portfolio piece. ENGINEERING + AI + PRODUCT — all three.</w:t>
+            </w:r>
+          </w:p>
+        </w:tc>
+        <w:tc>
+          <w:tcPr>
+            <w:tcW w:type="dxa" w:w="4680"/>
+            <w:tcBorders>
+              <w:top w:val="single" w:color="CCCCCC" w:sz="4"/>
+              <w:left w:val="single" w:color="CCCCCC" w:sz="4"/>
+              <w:bottom w:val="single" w:color="CCCCCC" w:sz="4"/>
+              <w:right w:val="single" w:color="CCCCCC" w:sz="4"/>
+            </w:tcBorders>
+            <w:tcMar>
+              <w:top w:type="dxa" w:w="100"/>
+              <w:left w:type="dxa" w:w="140"/>
+              <w:bottom w:type="dxa" w:w="100"/>
+              <w:right w:type="dxa" w:w="140"/>
+            </w:tcMar>
+          </w:tcPr>
+          <w:p>
+            <w:pPr>
+              <w:spacing w:after="60" w:before="60"/>
+            </w:pPr>
+            <w:r>
+              <w:rPr>
+                <w:rFonts w:ascii="Arial" w:cs="Arial" w:eastAsia="Arial" w:hAnsi="Arial"/>
+                <w:i/>
+                <w:iCs/>
+                <w:color w:val="334155"/>
+                <w:sz w:val="20"/>
+                <w:szCs w:val="20"/>
+              </w:rPr>
+              <w:t xml:space="preserve">These 8 skills combined — how much that differentiates you in interviews! A perfect portfolio piece for AI engineer roles. ENGINEERING + AI + PRODUCT — all three.</w:t>
+            </w:r>
+          </w:p>
+        </w:tc>
+      </w:tr>
+      <w:tr>
+        <w:tc>
+          <w:tcPr>
+            <w:tcW w:type="dxa" w:w="4680"/>
+            <w:tcBorders>
+              <w:top w:val="single" w:color="CCCCCC" w:sz="4"/>
+              <w:left w:val="single" w:color="CCCCCC" w:sz="4"/>
+              <w:bottom w:val="single" w:color="CCCCCC" w:sz="4"/>
+              <w:right w:val="single" w:color="CCCCCC" w:sz="4"/>
+            </w:tcBorders>
+            <w:shd w:fill="F8FAFC" w:val="clear"/>
+            <w:tcMar>
+              <w:top w:type="dxa" w:w="100"/>
+              <w:left w:type="dxa" w:w="140"/>
+              <w:bottom w:type="dxa" w:w="100"/>
+              <w:right w:type="dxa" w:w="140"/>
+            </w:tcMar>
+          </w:tcPr>
+          <w:p>
+            <w:pPr>
+              <w:spacing w:after="60" w:before="60"/>
+            </w:pPr>
+            <w:r>
+              <w:rPr>
+                <w:rFonts w:ascii="Arial" w:cs="Arial" w:eastAsia="Arial" w:hAnsi="Arial"/>
+                <w:color w:val="0F172A"/>
+                <w:sz w:val="22"/>
+                <w:szCs w:val="22"/>
+              </w:rPr>
+              <w:t xml:space="preserve">Why we build this? Because indha mathiri practical, end-to-end AI projects romba kammi. Most tutorials oru simple API call kaapikum. Adhuku mela practical thinking venum.</w:t>
+            </w:r>
+          </w:p>
+        </w:tc>
+        <w:tc>
+          <w:tcPr>
+            <w:tcW w:type="dxa" w:w="4680"/>
+            <w:tcBorders>
+              <w:top w:val="single" w:color="CCCCCC" w:sz="4"/>
+              <w:left w:val="single" w:color="CCCCCC" w:sz="4"/>
+              <w:bottom w:val="single" w:color="CCCCCC" w:sz="4"/>
+              <w:right w:val="single" w:color="CCCCCC" w:sz="4"/>
+            </w:tcBorders>
+            <w:tcMar>
+              <w:top w:type="dxa" w:w="100"/>
+              <w:left w:type="dxa" w:w="140"/>
+              <w:bottom w:type="dxa" w:w="100"/>
+              <w:right w:type="dxa" w:w="140"/>
+            </w:tcMar>
+          </w:tcPr>
+          <w:p>
+            <w:pPr>
+              <w:spacing w:after="60" w:before="60"/>
+            </w:pPr>
+            <w:r>
+              <w:rPr>
+                <w:rFonts w:ascii="Arial" w:cs="Arial" w:eastAsia="Arial" w:hAnsi="Arial"/>
+                <w:i/>
+                <w:iCs/>
+                <w:color w:val="334155"/>
+                <w:sz w:val="20"/>
+                <w:szCs w:val="20"/>
+              </w:rPr>
+              <w:t xml:space="preserve">Why build this? Because practical end-to-end AI projects like this are rare. Most tutorials show just a single API call. You need practical thinking beyond that.</w:t>
+            </w:r>
+          </w:p>
+        </w:tc>
+      </w:tr>
+      <w:tr>
+        <w:tc>
+          <w:tcPr>
+            <w:tcW w:type="dxa" w:w="4680"/>
+            <w:tcBorders>
+              <w:top w:val="single" w:color="CCCCCC" w:sz="4"/>
+              <w:left w:val="single" w:color="CCCCCC" w:sz="4"/>
+              <w:bottom w:val="single" w:color="CCCCCC" w:sz="4"/>
+              <w:right w:val="single" w:color="CCCCCC" w:sz="4"/>
+            </w:tcBorders>
+            <w:shd w:fill="F8FAFC" w:val="clear"/>
+            <w:tcMar>
+              <w:top w:type="dxa" w:w="100"/>
+              <w:left w:type="dxa" w:w="140"/>
+              <w:bottom w:type="dxa" w:w="100"/>
+              <w:right w:type="dxa" w:w="140"/>
+            </w:tcMar>
+          </w:tcPr>
+          <w:p>
+            <w:pPr>
+              <w:spacing w:after="60" w:before="60"/>
+            </w:pPr>
+            <w:r>
+              <w:rPr>
+                <w:rFonts w:ascii="Arial" w:cs="Arial" w:eastAsia="Arial" w:hAnsi="Arial"/>
+                <w:color w:val="0F172A"/>
+                <w:sz w:val="22"/>
+                <w:szCs w:val="22"/>
+              </w:rPr>
+              <w:t xml:space="preserve">Indha project clone pannittu, oru week la build pannina — you'll learn 10× more than 10 separate tutorials.</w:t>
+            </w:r>
+          </w:p>
+        </w:tc>
+        <w:tc>
+          <w:tcPr>
+            <w:tcW w:type="dxa" w:w="4680"/>
+            <w:tcBorders>
+              <w:top w:val="single" w:color="CCCCCC" w:sz="4"/>
+              <w:left w:val="single" w:color="CCCCCC" w:sz="4"/>
+              <w:bottom w:val="single" w:color="CCCCCC" w:sz="4"/>
+              <w:right w:val="single" w:color="CCCCCC" w:sz="4"/>
+            </w:tcBorders>
+            <w:tcMar>
+              <w:top w:type="dxa" w:w="100"/>
+              <w:left w:type="dxa" w:w="140"/>
+              <w:bottom w:type="dxa" w:w="100"/>
+              <w:right w:type="dxa" w:w="140"/>
+            </w:tcMar>
+          </w:tcPr>
+          <w:p>
+            <w:pPr>
+              <w:spacing w:after="60" w:before="60"/>
+            </w:pPr>
+            <w:r>
+              <w:rPr>
+                <w:rFonts w:ascii="Arial" w:cs="Arial" w:eastAsia="Arial" w:hAnsi="Arial"/>
+                <w:i/>
+                <w:iCs/>
+                <w:color w:val="334155"/>
+                <w:sz w:val="20"/>
+                <w:szCs w:val="20"/>
+              </w:rPr>
+              <w:t xml:space="preserve">Clone this project, build it in a week — you'll learn 10× more than from 10 separate tutorials.</w:t>
+            </w:r>
+          </w:p>
+        </w:tc>
+      </w:tr>
+    </w:tbl>
+    <w:p>
+      <w:r>
+        <w:t xml:space="preserve"/>
+      </w:r>
+    </w:p>
+    <w:p>
+      <w:pPr>
+        <w:spacing w:after="60" w:before="60"/>
+      </w:pPr>
+      <w:r>
+        <w:rPr>
+          <w:rFonts w:ascii="Arial" w:cs="Arial" w:eastAsia="Arial" w:hAnsi="Arial"/>
+          <w:b/>
+          <w:bCs/>
+          <w:color w:val="BE123C"/>
+          <w:sz w:val="18"/>
+          <w:szCs w:val="18"/>
+        </w:rPr>
+        <w:t xml:space="preserve">📺 ON SCREEN: </w:t>
+      </w:r>
+      <w:r>
+        <w:rPr>
+          <w:rFonts w:ascii="Arial" w:cs="Arial" w:eastAsia="Arial" w:hAnsi="Arial"/>
+          <w:color w:val="334155"/>
+          <w:sz w:val="18"/>
+          <w:szCs w:val="18"/>
+        </w:rPr>
+        <w:t xml:space="preserve">Show a slide or overlay with the 8 skill bullets. Optionally show GitHub repo + stars count + deployment screenshots.</w:t>
+      </w:r>
+    </w:p>
+    <w:p>
+      <w:pPr>
+        <w:pStyle w:val="Heading2"/>
+        <w:spacing w:after="60" w:before="240"/>
+      </w:pPr>
+      <w:r>
+        <w:rPr>
+          <w:b/>
+          <w:bCs/>
+          <w:color w:val="046BD2"/>
+        </w:rPr>
+        <w:t xml:space="preserve">SCENE 12 — Cost a paatha?</w:t>
+      </w:r>
+      <w:r>
+        <w:rPr>
+          <w:color w:val="64748B"/>
+          <w:sz w:val="22"/>
+          <w:szCs w:val="22"/>
+        </w:rPr>
+        <w:t xml:space="preserve">   (11:30 – 12:00)</w:t>
+      </w:r>
+    </w:p>
+    <w:tbl>
+      <w:tblPr>
+        <w:tblW w:type="dxa" w:w="9360"/>
+        <w:tblBorders>
+          <w:top w:val="single" w:color="auto" w:sz="4"/>
+          <w:left w:val="single" w:color="auto" w:sz="4"/>
+          <w:bottom w:val="single" w:color="auto" w:sz="4"/>
+          <w:right w:val="single" w:color="auto" w:sz="4"/>
+          <w:insideH w:val="single" w:color="auto" w:sz="4"/>
+          <w:insideV w:val="single" w:color="auto" w:sz="4"/>
+        </w:tblBorders>
+      </w:tblPr>
+      <w:tblGrid>
+        <w:gridCol w:w="4680"/>
+        <w:gridCol w:w="4680"/>
+      </w:tblGrid>
+      <w:tr>
+        <w:trPr>
+          <w:tblHeader/>
+        </w:trPr>
+        <w:tc>
+          <w:tcPr>
+            <w:tcW w:type="dxa" w:w="0"/>
+            <w:tcBorders>
+              <w:top w:val="single" w:color="CCCCCC" w:sz="4"/>
+              <w:left w:val="single" w:color="CCCCCC" w:sz="4"/>
+              <w:bottom w:val="single" w:color="CCCCCC" w:sz="4"/>
+              <w:right w:val="single" w:color="CCCCCC" w:sz="4"/>
+            </w:tcBorders>
+            <w:shd w:fill="046BD2" w:val="clear"/>
+            <w:tcMar>
+              <w:top w:type="dxa" w:w="100"/>
+              <w:left w:type="dxa" w:w="140"/>
+              <w:bottom w:type="dxa" w:w="100"/>
+              <w:right w:type="dxa" w:w="140"/>
+            </w:tcMar>
+          </w:tcPr>
+          <w:p>
+            <w:r>
+              <w:rPr>
+                <w:b/>
+                <w:bCs/>
+                <w:color w:val="FFFFFF"/>
+                <w:sz w:val="20"/>
+                <w:szCs w:val="20"/>
+              </w:rPr>
+              <w:t xml:space="preserve">🎙  Speaker script (Tanglish)</w:t>
+            </w:r>
+          </w:p>
+        </w:tc>
+        <w:tc>
+          <w:tcPr>
+            <w:tcW w:type="dxa" w:w="0"/>
+            <w:tcBorders>
+              <w:top w:val="single" w:color="CCCCCC" w:sz="4"/>
+              <w:left w:val="single" w:color="CCCCCC" w:sz="4"/>
+              <w:bottom w:val="single" w:color="CCCCCC" w:sz="4"/>
+              <w:right w:val="single" w:color="CCCCCC" w:sz="4"/>
+            </w:tcBorders>
+            <w:shd w:fill="334155" w:val="clear"/>
+            <w:tcMar>
+              <w:top w:type="dxa" w:w="100"/>
+              <w:left w:type="dxa" w:w="140"/>
+              <w:bottom w:type="dxa" w:w="100"/>
+              <w:right w:type="dxa" w:w="140"/>
+            </w:tcMar>
+          </w:tcPr>
+          <w:p>
+            <w:r>
+              <w:rPr>
+                <w:b/>
+                <w:bCs/>
+                <w:color w:val="FFFFFF"/>
+                <w:sz w:val="20"/>
+                <w:szCs w:val="20"/>
+              </w:rPr>
+              <w:t xml:space="preserve">📝 English version</w:t>
+            </w:r>
+          </w:p>
+        </w:tc>
+      </w:tr>
+      <w:tr>
+        <w:tc>
+          <w:tcPr>
+            <w:tcW w:type="dxa" w:w="4680"/>
+            <w:tcBorders>
+              <w:top w:val="single" w:color="CCCCCC" w:sz="4"/>
+              <w:left w:val="single" w:color="CCCCCC" w:sz="4"/>
+              <w:bottom w:val="single" w:color="CCCCCC" w:sz="4"/>
+              <w:right w:val="single" w:color="CCCCCC" w:sz="4"/>
+            </w:tcBorders>
+            <w:shd w:fill="F8FAFC" w:val="clear"/>
+            <w:tcMar>
+              <w:top w:type="dxa" w:w="100"/>
+              <w:left w:type="dxa" w:w="140"/>
+              <w:bottom w:type="dxa" w:w="100"/>
+              <w:right w:type="dxa" w:w="140"/>
+            </w:tcMar>
+          </w:tcPr>
+          <w:p>
+            <w:pPr>
+              <w:spacing w:after="60" w:before="60"/>
+            </w:pPr>
+            <w:r>
+              <w:rPr>
+                <w:rFonts w:ascii="Arial" w:cs="Arial" w:eastAsia="Arial" w:hAnsi="Arial"/>
+                <w:color w:val="0F172A"/>
+                <w:sz w:val="22"/>
+                <w:szCs w:val="22"/>
+              </w:rPr>
+              <w:t xml:space="preserve">Cost a paatha? Romba interesting.</w:t>
+            </w:r>
+          </w:p>
+        </w:tc>
+        <w:tc>
+          <w:tcPr>
+            <w:tcW w:type="dxa" w:w="4680"/>
+            <w:tcBorders>
+              <w:top w:val="single" w:color="CCCCCC" w:sz="4"/>
+              <w:left w:val="single" w:color="CCCCCC" w:sz="4"/>
+              <w:bottom w:val="single" w:color="CCCCCC" w:sz="4"/>
+              <w:right w:val="single" w:color="CCCCCC" w:sz="4"/>
+            </w:tcBorders>
+            <w:tcMar>
+              <w:top w:type="dxa" w:w="100"/>
+              <w:left w:type="dxa" w:w="140"/>
+              <w:bottom w:type="dxa" w:w="100"/>
+              <w:right w:type="dxa" w:w="140"/>
+            </w:tcMar>
+          </w:tcPr>
+          <w:p>
+            <w:pPr>
+              <w:spacing w:after="60" w:before="60"/>
+            </w:pPr>
+            <w:r>
+              <w:rPr>
+                <w:rFonts w:ascii="Arial" w:cs="Arial" w:eastAsia="Arial" w:hAnsi="Arial"/>
+                <w:i/>
+                <w:iCs/>
+                <w:color w:val="334155"/>
+                <w:sz w:val="20"/>
+                <w:szCs w:val="20"/>
+              </w:rPr>
+              <w:t xml:space="preserve">Want to know the cost? It's actually interesting.</w:t>
+            </w:r>
+          </w:p>
+        </w:tc>
+      </w:tr>
+      <w:tr>
+        <w:tc>
+          <w:tcPr>
+            <w:tcW w:type="dxa" w:w="4680"/>
+            <w:tcBorders>
+              <w:top w:val="single" w:color="CCCCCC" w:sz="4"/>
+              <w:left w:val="single" w:color="CCCCCC" w:sz="4"/>
+              <w:bottom w:val="single" w:color="CCCCCC" w:sz="4"/>
+              <w:right w:val="single" w:color="CCCCCC" w:sz="4"/>
+            </w:tcBorders>
+            <w:shd w:fill="F8FAFC" w:val="clear"/>
+            <w:tcMar>
+              <w:top w:type="dxa" w:w="100"/>
+              <w:left w:type="dxa" w:w="140"/>
+              <w:bottom w:type="dxa" w:w="100"/>
+              <w:right w:type="dxa" w:w="140"/>
+            </w:tcMar>
+          </w:tcPr>
+          <w:p>
+            <w:pPr>
+              <w:spacing w:after="60" w:before="60"/>
+            </w:pPr>
+            <w:r>
+              <w:rPr>
+                <w:rFonts w:ascii="Arial" w:cs="Arial" w:eastAsia="Arial" w:hAnsi="Arial"/>
+                <w:color w:val="0F172A"/>
+                <w:sz w:val="22"/>
+                <w:szCs w:val="22"/>
+              </w:rPr>
+              <w:t xml:space="preserve">Infrastructure ah free tier. Railway free credit la Postgres + n8n run aagum. Vercel la frontend host pannrom — fully free. GitHub Actions cron free.</w:t>
+            </w:r>
+          </w:p>
+        </w:tc>
+        <w:tc>
+          <w:tcPr>
+            <w:tcW w:type="dxa" w:w="4680"/>
+            <w:tcBorders>
+              <w:top w:val="single" w:color="CCCCCC" w:sz="4"/>
+              <w:left w:val="single" w:color="CCCCCC" w:sz="4"/>
+              <w:bottom w:val="single" w:color="CCCCCC" w:sz="4"/>
+              <w:right w:val="single" w:color="CCCCCC" w:sz="4"/>
+            </w:tcBorders>
+            <w:tcMar>
+              <w:top w:type="dxa" w:w="100"/>
+              <w:left w:type="dxa" w:w="140"/>
+              <w:bottom w:type="dxa" w:w="100"/>
+              <w:right w:type="dxa" w:w="140"/>
+            </w:tcMar>
+          </w:tcPr>
+          <w:p>
+            <w:pPr>
+              <w:spacing w:after="60" w:before="60"/>
+            </w:pPr>
+            <w:r>
+              <w:rPr>
+                <w:rFonts w:ascii="Arial" w:cs="Arial" w:eastAsia="Arial" w:hAnsi="Arial"/>
+                <w:i/>
+                <w:iCs/>
+                <w:color w:val="334155"/>
+                <w:sz w:val="20"/>
+                <w:szCs w:val="20"/>
+              </w:rPr>
+              <w:t xml:space="preserve">Infrastructure is free tier. Postgres + n8n run on Railway's free credit. Frontend on Vercel — fully free. GitHub Actions cron — free.</w:t>
+            </w:r>
+          </w:p>
+        </w:tc>
+      </w:tr>
+      <w:tr>
+        <w:tc>
+          <w:tcPr>
+            <w:tcW w:type="dxa" w:w="4680"/>
+            <w:tcBorders>
+              <w:top w:val="single" w:color="CCCCCC" w:sz="4"/>
+              <w:left w:val="single" w:color="CCCCCC" w:sz="4"/>
+              <w:bottom w:val="single" w:color="CCCCCC" w:sz="4"/>
+              <w:right w:val="single" w:color="CCCCCC" w:sz="4"/>
+            </w:tcBorders>
+            <w:shd w:fill="F8FAFC" w:val="clear"/>
+            <w:tcMar>
+              <w:top w:type="dxa" w:w="100"/>
+              <w:left w:type="dxa" w:w="140"/>
+              <w:bottom w:type="dxa" w:w="100"/>
+              <w:right w:type="dxa" w:w="140"/>
+            </w:tcMar>
+          </w:tcPr>
+          <w:p>
+            <w:pPr>
+              <w:spacing w:after="60" w:before="60"/>
+            </w:pPr>
+            <w:r>
+              <w:rPr>
+                <w:rFonts w:ascii="Arial" w:cs="Arial" w:eastAsia="Arial" w:hAnsi="Arial"/>
+                <w:color w:val="0F172A"/>
+                <w:sz w:val="22"/>
+                <w:szCs w:val="22"/>
+              </w:rPr>
+              <w:t xml:space="preserve">Claude API only la cost. Haiku model use pannina, per PR oru cent kanduppidalam. Sonnet use pannina ten cents. 100 PRs per month na, even Sonnet la ten dollars dhaan.</w:t>
+            </w:r>
+          </w:p>
+        </w:tc>
+        <w:tc>
+          <w:tcPr>
+            <w:tcW w:type="dxa" w:w="4680"/>
+            <w:tcBorders>
+              <w:top w:val="single" w:color="CCCCCC" w:sz="4"/>
+              <w:left w:val="single" w:color="CCCCCC" w:sz="4"/>
+              <w:bottom w:val="single" w:color="CCCCCC" w:sz="4"/>
+              <w:right w:val="single" w:color="CCCCCC" w:sz="4"/>
+            </w:tcBorders>
+            <w:tcMar>
+              <w:top w:type="dxa" w:w="100"/>
+              <w:left w:type="dxa" w:w="140"/>
+              <w:bottom w:type="dxa" w:w="100"/>
+              <w:right w:type="dxa" w:w="140"/>
+            </w:tcMar>
+          </w:tcPr>
+          <w:p>
+            <w:pPr>
+              <w:spacing w:after="60" w:before="60"/>
+            </w:pPr>
+            <w:r>
+              <w:rPr>
+                <w:rFonts w:ascii="Arial" w:cs="Arial" w:eastAsia="Arial" w:hAnsi="Arial"/>
+                <w:i/>
+                <w:iCs/>
+                <w:color w:val="334155"/>
+                <w:sz w:val="20"/>
+                <w:szCs w:val="20"/>
+              </w:rPr>
+              <w:t xml:space="preserve">Only Claude API has cost. Using Haiku, it's about one cent per PR. With Sonnet, ten cents. For 100 PRs/month, even Sonnet is just $10 total.</w:t>
+            </w:r>
+          </w:p>
+        </w:tc>
+      </w:tr>
+      <w:tr>
+        <w:tc>
+          <w:tcPr>
+            <w:tcW w:type="dxa" w:w="4680"/>
+            <w:tcBorders>
+              <w:top w:val="single" w:color="CCCCCC" w:sz="4"/>
+              <w:left w:val="single" w:color="CCCCCC" w:sz="4"/>
+              <w:bottom w:val="single" w:color="CCCCCC" w:sz="4"/>
+              <w:right w:val="single" w:color="CCCCCC" w:sz="4"/>
+            </w:tcBorders>
+            <w:shd w:fill="F8FAFC" w:val="clear"/>
+            <w:tcMar>
+              <w:top w:type="dxa" w:w="100"/>
+              <w:left w:type="dxa" w:w="140"/>
+              <w:bottom w:type="dxa" w:w="100"/>
+              <w:right w:type="dxa" w:w="140"/>
+            </w:tcMar>
+          </w:tcPr>
+          <w:p>
+            <w:pPr>
+              <w:spacing w:after="60" w:before="60"/>
+            </w:pPr>
+            <w:r>
+              <w:rPr>
+                <w:rFonts w:ascii="Arial" w:cs="Arial" w:eastAsia="Arial" w:hAnsi="Arial"/>
+                <w:color w:val="0F172A"/>
+                <w:sz w:val="22"/>
+                <w:szCs w:val="22"/>
+              </w:rPr>
+              <w:t xml:space="preserve">Compare panna CodeRabbit $24 per developer per month. 5 developer team na $120. ReviewAI la $10. 92% saving.</w:t>
+            </w:r>
+          </w:p>
+        </w:tc>
+        <w:tc>
+          <w:tcPr>
+            <w:tcW w:type="dxa" w:w="4680"/>
+            <w:tcBorders>
+              <w:top w:val="single" w:color="CCCCCC" w:sz="4"/>
+              <w:left w:val="single" w:color="CCCCCC" w:sz="4"/>
+              <w:bottom w:val="single" w:color="CCCCCC" w:sz="4"/>
+              <w:right w:val="single" w:color="CCCCCC" w:sz="4"/>
+            </w:tcBorders>
+            <w:tcMar>
+              <w:top w:type="dxa" w:w="100"/>
+              <w:left w:type="dxa" w:w="140"/>
+              <w:bottom w:type="dxa" w:w="100"/>
+              <w:right w:type="dxa" w:w="140"/>
+            </w:tcMar>
+          </w:tcPr>
+          <w:p>
+            <w:pPr>
+              <w:spacing w:after="60" w:before="60"/>
+            </w:pPr>
+            <w:r>
+              <w:rPr>
+                <w:rFonts w:ascii="Arial" w:cs="Arial" w:eastAsia="Arial" w:hAnsi="Arial"/>
+                <w:i/>
+                <w:iCs/>
+                <w:color w:val="334155"/>
+                <w:sz w:val="20"/>
+                <w:szCs w:val="20"/>
+              </w:rPr>
+              <w:t xml:space="preserve">Compare to CodeRabbit at $24/developer/month. For a 5-developer team that's $120. ReviewAI is $10. 92% saving.</w:t>
+            </w:r>
+          </w:p>
+        </w:tc>
+      </w:tr>
+    </w:tbl>
+    <w:p>
+      <w:r>
+        <w:t xml:space="preserve"/>
+      </w:r>
+    </w:p>
+    <w:p>
+      <w:pPr>
+        <w:spacing w:after="60" w:before="60"/>
+      </w:pPr>
+      <w:r>
+        <w:rPr>
+          <w:rFonts w:ascii="Arial" w:cs="Arial" w:eastAsia="Arial" w:hAnsi="Arial"/>
+          <w:b/>
+          <w:bCs/>
+          <w:color w:val="BE123C"/>
+          <w:sz w:val="18"/>
+          <w:szCs w:val="18"/>
+        </w:rPr>
+        <w:t xml:space="preserve">📺 ON SCREEN: </w:t>
+      </w:r>
+      <w:r>
+        <w:rPr>
+          <w:rFonts w:ascii="Arial" w:cs="Arial" w:eastAsia="Arial" w:hAnsi="Arial"/>
+          <w:color w:val="334155"/>
+          <w:sz w:val="18"/>
+          <w:szCs w:val="18"/>
+        </w:rPr>
+        <w:t xml:space="preserve">Show the cost analysis table from the report OR the pricing page mock</w:t>
+      </w:r>
+    </w:p>
+    <w:p>
+      <w:pPr>
+        <w:pStyle w:val="Heading2"/>
+        <w:spacing w:after="60" w:before="240"/>
+      </w:pPr>
+      <w:r>
+        <w:rPr>
+          <w:b/>
+          <w:bCs/>
+          <w:color w:val="046BD2"/>
+        </w:rPr>
+        <w:t xml:space="preserve">SCENE 13 — Closing &amp; Call to Action</w:t>
+      </w:r>
+      <w:r>
+        <w:rPr>
+          <w:color w:val="64748B"/>
+          <w:sz w:val="22"/>
+          <w:szCs w:val="22"/>
+        </w:rPr>
+        <w:t xml:space="preserve">   (12:00 – 13:00)</w:t>
+      </w:r>
+    </w:p>
+    <w:tbl>
+      <w:tblPr>
+        <w:tblW w:type="dxa" w:w="9360"/>
+        <w:tblBorders>
+          <w:top w:val="single" w:color="auto" w:sz="4"/>
+          <w:left w:val="single" w:color="auto" w:sz="4"/>
+          <w:bottom w:val="single" w:color="auto" w:sz="4"/>
+          <w:right w:val="single" w:color="auto" w:sz="4"/>
+          <w:insideH w:val="single" w:color="auto" w:sz="4"/>
+          <w:insideV w:val="single" w:color="auto" w:sz="4"/>
+        </w:tblBorders>
+      </w:tblPr>
+      <w:tblGrid>
+        <w:gridCol w:w="4680"/>
+        <w:gridCol w:w="4680"/>
+      </w:tblGrid>
+      <w:tr>
+        <w:trPr>
+          <w:tblHeader/>
+        </w:trPr>
+        <w:tc>
+          <w:tcPr>
+            <w:tcW w:type="dxa" w:w="0"/>
+            <w:tcBorders>
+              <w:top w:val="single" w:color="CCCCCC" w:sz="4"/>
+              <w:left w:val="single" w:color="CCCCCC" w:sz="4"/>
+              <w:bottom w:val="single" w:color="CCCCCC" w:sz="4"/>
+              <w:right w:val="single" w:color="CCCCCC" w:sz="4"/>
+            </w:tcBorders>
+            <w:shd w:fill="046BD2" w:val="clear"/>
+            <w:tcMar>
+              <w:top w:type="dxa" w:w="100"/>
+              <w:left w:type="dxa" w:w="140"/>
+              <w:bottom w:type="dxa" w:w="100"/>
+              <w:right w:type="dxa" w:w="140"/>
+            </w:tcMar>
+          </w:tcPr>
+          <w:p>
+            <w:r>
+              <w:rPr>
+                <w:b/>
+                <w:bCs/>
+                <w:color w:val="FFFFFF"/>
+                <w:sz w:val="20"/>
+                <w:szCs w:val="20"/>
+              </w:rPr>
+              <w:t xml:space="preserve">🎙  Speaker script (Tanglish)</w:t>
+            </w:r>
+          </w:p>
+        </w:tc>
+        <w:tc>
+          <w:tcPr>
+            <w:tcW w:type="dxa" w:w="0"/>
+            <w:tcBorders>
+              <w:top w:val="single" w:color="CCCCCC" w:sz="4"/>
+              <w:left w:val="single" w:color="CCCCCC" w:sz="4"/>
+              <w:bottom w:val="single" w:color="CCCCCC" w:sz="4"/>
+              <w:right w:val="single" w:color="CCCCCC" w:sz="4"/>
+            </w:tcBorders>
+            <w:shd w:fill="334155" w:val="clear"/>
+            <w:tcMar>
+              <w:top w:type="dxa" w:w="100"/>
+              <w:left w:type="dxa" w:w="140"/>
+              <w:bottom w:type="dxa" w:w="100"/>
+              <w:right w:type="dxa" w:w="140"/>
+            </w:tcMar>
+          </w:tcPr>
+          <w:p>
+            <w:r>
+              <w:rPr>
+                <w:b/>
+                <w:bCs/>
+                <w:color w:val="FFFFFF"/>
+                <w:sz w:val="20"/>
+                <w:szCs w:val="20"/>
+              </w:rPr>
+              <w:t xml:space="preserve">📝 English version</w:t>
+            </w:r>
+          </w:p>
+        </w:tc>
+      </w:tr>
+      <w:tr>
+        <w:tc>
+          <w:tcPr>
+            <w:tcW w:type="dxa" w:w="4680"/>
+            <w:tcBorders>
+              <w:top w:val="single" w:color="CCCCCC" w:sz="4"/>
+              <w:left w:val="single" w:color="CCCCCC" w:sz="4"/>
+              <w:bottom w:val="single" w:color="CCCCCC" w:sz="4"/>
+              <w:right w:val="single" w:color="CCCCCC" w:sz="4"/>
+            </w:tcBorders>
+            <w:shd w:fill="F8FAFC" w:val="clear"/>
+            <w:tcMar>
+              <w:top w:type="dxa" w:w="100"/>
+              <w:left w:type="dxa" w:w="140"/>
+              <w:bottom w:type="dxa" w:w="100"/>
+              <w:right w:type="dxa" w:w="140"/>
+            </w:tcMar>
+          </w:tcPr>
+          <w:p>
+            <w:pPr>
+              <w:spacing w:after="60" w:before="60"/>
+            </w:pPr>
+            <w:r>
+              <w:rPr>
+                <w:rFonts w:ascii="Arial" w:cs="Arial" w:eastAsia="Arial" w:hAnsi="Arial"/>
+                <w:color w:val="0F172A"/>
+                <w:sz w:val="22"/>
+                <w:szCs w:val="22"/>
+              </w:rPr>
               <w:t xml:space="preserve">So that's ProITBridge ReviewAI. Open source, free tier, self-hosted, fully functional AI code review bot.</w:t>
             </w:r>
           </w:p>
@@ -6968,7 +9112,28 @@
         <w:spacing w:after="80" w:before="80"/>
       </w:pPr>
       <w:r>
-        <w:t xml:space="preserve">Keep this open in a second monitor or printed page during recording. Copy-paste row by row in the terminal.</w:t>
+        <w:t xml:space="preserve">Two demo modes: (A) multi-file showcase (recommended, most cinematic) or (B) single-file simple. Pick one. Keep this open on a second monitor during recording.</w:t>
+      </w:r>
+    </w:p>
+    <w:p>
+      <w:r>
+        <w:t xml:space="preserve"/>
+      </w:r>
+    </w:p>
+    <w:p>
+      <w:pPr>
+        <w:pStyle w:val="Heading2"/>
+      </w:pPr>
+      <w:r>
+        <w:t xml:space="preserve">Mode A: Multi-File Showcase (4 files, 4 folders, 4 bug categories)</w:t>
+      </w:r>
+    </w:p>
+    <w:p>
+      <w:pPr>
+        <w:spacing w:after="80" w:before="80"/>
+      </w:pPr>
+      <w:r>
+        <w:t xml:space="preserve">Best for the YouTube demo. Bot lands ~9-12 inline comments across 4 files. Total ~30 seconds.</w:t>
       </w:r>
     </w:p>
     <w:tbl>
@@ -7017,7 +9182,7 @@
                 <w:sz w:val="20"/>
                 <w:szCs w:val="20"/>
               </w:rPr>
-              <w:t xml:space="preserve">Moment in script</w:t>
+              <w:t xml:space="preserve">Moment</w:t>
             </w:r>
           </w:p>
         </w:tc>
@@ -7079,7 +9244,7 @@
                 <w:sz w:val="20"/>
                 <w:szCs w:val="20"/>
               </w:rPr>
-              <w:t xml:space="preserve">Scene 6: Set up demo repo dir</w:t>
+              <w:t xml:space="preserve">Reset demo repo to clean main</w:t>
             </w:r>
           </w:p>
         </w:tc>
@@ -7109,7 +9274,7 @@
                 <w:sz w:val="18"/>
                 <w:szCs w:val="18"/>
               </w:rPr>
-              <w:t xml:space="preserve">cd /tmp/proitbridge-reviewai-demo &amp;&amp; git checkout main &amp;&amp; git pull</w:t>
+              <w:t xml:space="preserve">cd /tmp/proitbridge-reviewai-demo &amp;&amp; git checkout main &amp;&amp; git pull --rebase</w:t>
             </w:r>
           </w:p>
         </w:tc>
@@ -7141,7 +9306,7 @@
                 <w:sz w:val="20"/>
                 <w:szCs w:val="20"/>
               </w:rPr>
-              <w:t xml:space="preserve">Scene 7: Create branch</w:t>
+              <w:t xml:space="preserve">Run the one-shot runner script</w:t>
             </w:r>
           </w:p>
         </w:tc>
@@ -7171,7 +9336,7 @@
                 <w:sz w:val="18"/>
                 <w:szCs w:val="18"/>
               </w:rPr>
-              <w:t xml:space="preserve">git checkout -b demo-live-recording</w:t>
+              <w:t xml:space="preserve">node /f/ProITBridge/AI_Code_Automation/scripts/demo-live-recording.js</w:t>
             </w:r>
           </w:p>
         </w:tc>
@@ -7203,7 +9368,7 @@
                 <w:sz w:val="20"/>
                 <w:szCs w:val="20"/>
               </w:rPr>
-              <w:t xml:space="preserve">Scene 7: Create the bad file (one-liner)</w:t>
+              <w:t xml:space="preserve">View PR in browser</w:t>
             </w:r>
           </w:p>
         </w:tc>
@@ -7233,7 +9398,7 @@
                 <w:sz w:val="18"/>
                 <w:szCs w:val="18"/>
               </w:rPr>
-              <w:t xml:space="preserve">mkdir -p src &amp;&amp; curl -sS https://raw.githubusercontent.com/Madhavan1009/proitbridge-reviewai/main/demo-bad-prs/01-sql-injection.md | head -50 &gt; /dev/null; cat demo-bad-prs/01-sql-injection.md  # then paste code into src/auth.py</w:t>
+              <w:t xml:space="preserve">gh pr view --web</w:t>
             </w:r>
           </w:p>
         </w:tc>
@@ -7265,7 +9430,7 @@
                 <w:sz w:val="20"/>
                 <w:szCs w:val="20"/>
               </w:rPr>
-              <w:t xml:space="preserve">Scene 7: Commit + push</w:t>
+              <w:t xml:space="preserve">Open dashboard</w:t>
             </w:r>
           </w:p>
         </w:tc>
@@ -7295,7 +9460,7 @@
                 <w:sz w:val="18"/>
                 <w:szCs w:val="18"/>
               </w:rPr>
-              <w:t xml:space="preserve">git add src/auth.py &amp;&amp; git commit -m 'Add user lookup endpoint' &amp;&amp; git push -u origin demo-live-recording</w:t>
+              <w:t xml:space="preserve">start https://proitbridge-reviewai.vercel.app/dashboard</w:t>
             </w:r>
           </w:p>
         </w:tc>
@@ -7327,7 +9492,7 @@
                 <w:sz w:val="20"/>
                 <w:szCs w:val="20"/>
               </w:rPr>
-              <w:t xml:space="preserve">Scene 7: Open PR</w:t>
+              <w:t xml:space="preserve">Clean up after recording</w:t>
             </w:r>
           </w:p>
         </w:tc>
@@ -7357,198 +9522,764 @@
                 <w:sz w:val="18"/>
                 <w:szCs w:val="18"/>
               </w:rPr>
-              <w:t xml:space="preserve">gh pr create --fill --title 'Add user lookup by ID'</w:t>
-            </w:r>
-          </w:p>
-        </w:tc>
-      </w:tr>
-      <w:tr>
-        <w:tc>
-          <w:tcPr>
-            <w:tcW w:type="dxa" w:w="0"/>
-            <w:tcBorders>
-              <w:top w:val="single" w:color="CCCCCC" w:sz="4"/>
-              <w:left w:val="single" w:color="CCCCCC" w:sz="4"/>
-              <w:bottom w:val="single" w:color="CCCCCC" w:sz="4"/>
-              <w:right w:val="single" w:color="CCCCCC" w:sz="4"/>
-            </w:tcBorders>
-            <w:tcMar>
-              <w:top w:type="dxa" w:w="100"/>
-              <w:left w:type="dxa" w:w="140"/>
-              <w:bottom w:type="dxa" w:w="100"/>
-              <w:right w:type="dxa" w:w="140"/>
-            </w:tcMar>
-          </w:tcPr>
-          <w:p>
-            <w:r>
-              <w:rPr>
-                <w:rFonts w:ascii="Arial" w:cs="Arial" w:eastAsia="Arial" w:hAnsi="Arial"/>
-                <w:b/>
-                <w:bCs/>
-                <w:color w:val="0F172A"/>
-                <w:sz w:val="20"/>
-                <w:szCs w:val="20"/>
-              </w:rPr>
-              <w:t xml:space="preserve">Scene 8: Open PR in browser</w:t>
-            </w:r>
-          </w:p>
-        </w:tc>
-        <w:tc>
-          <w:tcPr>
-            <w:tcW w:type="dxa" w:w="0"/>
-            <w:tcBorders>
-              <w:top w:val="single" w:color="CCCCCC" w:sz="4"/>
-              <w:left w:val="single" w:color="CCCCCC" w:sz="4"/>
-              <w:bottom w:val="single" w:color="CCCCCC" w:sz="4"/>
-              <w:right w:val="single" w:color="CCCCCC" w:sz="4"/>
-            </w:tcBorders>
-            <w:tcMar>
-              <w:top w:type="dxa" w:w="100"/>
-              <w:left w:type="dxa" w:w="140"/>
-              <w:bottom w:type="dxa" w:w="100"/>
-              <w:right w:type="dxa" w:w="140"/>
-            </w:tcMar>
-          </w:tcPr>
-          <w:p>
-            <w:r>
-              <w:rPr>
-                <w:rFonts w:ascii="Consolas" w:cs="Consolas" w:eastAsia="Consolas" w:hAnsi="Consolas"/>
-                <w:b w:val="false"/>
-                <w:bCs w:val="false"/>
-                <w:color w:val="0F172A"/>
-                <w:sz w:val="18"/>
-                <w:szCs w:val="18"/>
-              </w:rPr>
-              <w:t xml:space="preserve">gh pr view --web   (or refresh existing tab)</w:t>
-            </w:r>
-          </w:p>
-        </w:tc>
-      </w:tr>
-      <w:tr>
-        <w:tc>
-          <w:tcPr>
-            <w:tcW w:type="dxa" w:w="0"/>
-            <w:tcBorders>
-              <w:top w:val="single" w:color="CCCCCC" w:sz="4"/>
-              <w:left w:val="single" w:color="CCCCCC" w:sz="4"/>
-              <w:bottom w:val="single" w:color="CCCCCC" w:sz="4"/>
-              <w:right w:val="single" w:color="CCCCCC" w:sz="4"/>
-            </w:tcBorders>
-            <w:tcMar>
-              <w:top w:type="dxa" w:w="100"/>
-              <w:left w:type="dxa" w:w="140"/>
-              <w:bottom w:type="dxa" w:w="100"/>
-              <w:right w:type="dxa" w:w="140"/>
-            </w:tcMar>
-          </w:tcPr>
-          <w:p>
-            <w:r>
-              <w:rPr>
-                <w:rFonts w:ascii="Arial" w:cs="Arial" w:eastAsia="Arial" w:hAnsi="Arial"/>
-                <w:b/>
-                <w:bCs/>
-                <w:color w:val="0F172A"/>
-                <w:sz w:val="20"/>
-                <w:szCs w:val="20"/>
-              </w:rPr>
-              <w:t xml:space="preserve">Scene 9: Open dashboard</w:t>
-            </w:r>
-          </w:p>
-        </w:tc>
-        <w:tc>
-          <w:tcPr>
-            <w:tcW w:type="dxa" w:w="0"/>
-            <w:tcBorders>
-              <w:top w:val="single" w:color="CCCCCC" w:sz="4"/>
-              <w:left w:val="single" w:color="CCCCCC" w:sz="4"/>
-              <w:bottom w:val="single" w:color="CCCCCC" w:sz="4"/>
-              <w:right w:val="single" w:color="CCCCCC" w:sz="4"/>
-            </w:tcBorders>
-            <w:tcMar>
-              <w:top w:type="dxa" w:w="100"/>
-              <w:left w:type="dxa" w:w="140"/>
-              <w:bottom w:type="dxa" w:w="100"/>
-              <w:right w:type="dxa" w:w="140"/>
-            </w:tcMar>
-          </w:tcPr>
-          <w:p>
-            <w:r>
-              <w:rPr>
-                <w:rFonts w:ascii="Consolas" w:cs="Consolas" w:eastAsia="Consolas" w:hAnsi="Consolas"/>
-                <w:b w:val="false"/>
-                <w:bCs w:val="false"/>
-                <w:color w:val="0F172A"/>
-                <w:sz w:val="18"/>
-                <w:szCs w:val="18"/>
-              </w:rPr>
-              <w:t xml:space="preserve">open https://proitbridge-reviewai.vercel.app/dashboard</w:t>
-            </w:r>
-          </w:p>
-        </w:tc>
-      </w:tr>
-      <w:tr>
-        <w:tc>
-          <w:tcPr>
-            <w:tcW w:type="dxa" w:w="0"/>
-            <w:tcBorders>
-              <w:top w:val="single" w:color="CCCCCC" w:sz="4"/>
-              <w:left w:val="single" w:color="CCCCCC" w:sz="4"/>
-              <w:bottom w:val="single" w:color="CCCCCC" w:sz="4"/>
-              <w:right w:val="single" w:color="CCCCCC" w:sz="4"/>
-            </w:tcBorders>
-            <w:tcMar>
-              <w:top w:type="dxa" w:w="100"/>
-              <w:left w:type="dxa" w:w="140"/>
-              <w:bottom w:type="dxa" w:w="100"/>
-              <w:right w:type="dxa" w:w="140"/>
-            </w:tcMar>
-          </w:tcPr>
-          <w:p>
-            <w:r>
-              <w:rPr>
-                <w:rFonts w:ascii="Arial" w:cs="Arial" w:eastAsia="Arial" w:hAnsi="Arial"/>
-                <w:b/>
-                <w:bCs/>
-                <w:color w:val="0F172A"/>
-                <w:sz w:val="20"/>
-                <w:szCs w:val="20"/>
-              </w:rPr>
-              <w:t xml:space="preserve">After demo: Clean up</w:t>
-            </w:r>
-          </w:p>
-        </w:tc>
-        <w:tc>
-          <w:tcPr>
-            <w:tcW w:type="dxa" w:w="0"/>
-            <w:tcBorders>
-              <w:top w:val="single" w:color="CCCCCC" w:sz="4"/>
-              <w:left w:val="single" w:color="CCCCCC" w:sz="4"/>
-              <w:bottom w:val="single" w:color="CCCCCC" w:sz="4"/>
-              <w:right w:val="single" w:color="CCCCCC" w:sz="4"/>
-            </w:tcBorders>
-            <w:tcMar>
-              <w:top w:type="dxa" w:w="100"/>
-              <w:left w:type="dxa" w:w="140"/>
-              <w:bottom w:type="dxa" w:w="100"/>
-              <w:right w:type="dxa" w:w="140"/>
-            </w:tcMar>
-          </w:tcPr>
-          <w:p>
-            <w:r>
-              <w:rPr>
-                <w:rFonts w:ascii="Consolas" w:cs="Consolas" w:eastAsia="Consolas" w:hAnsi="Consolas"/>
-                <w:b w:val="false"/>
-                <w:bCs w:val="false"/>
-                <w:color w:val="0F172A"/>
-                <w:sz w:val="18"/>
-                <w:szCs w:val="18"/>
-              </w:rPr>
-              <w:t xml:space="preserve">gh pr close &lt;num&gt; --comment 'demo cleanup' &amp;&amp; git checkout main &amp;&amp; git push origin --delete demo-live-recording</w:t>
+              <w:t xml:space="preserve">gh pr close &lt;num&gt; &amp;&amp; git checkout main &amp;&amp; git push origin --delete demo-multi-&lt;timestamp&gt;</w:t>
             </w:r>
           </w:p>
         </w:tc>
       </w:tr>
     </w:tbl>
+    <w:p>
+      <w:r>
+        <w:t xml:space="preserve"/>
+      </w:r>
+    </w:p>
+    <w:p>
+      <w:pPr>
+        <w:pStyle w:val="Heading2"/>
+      </w:pPr>
+      <w:r>
+        <w:t xml:space="preserve">Mode A alternative: Step-by-step (more cinematic, narrate each file)</w:t>
+      </w:r>
+    </w:p>
+    <w:p>
+      <w:pPr>
+        <w:shd w:fill="F8FAFC" w:val="clear"/>
+        <w:spacing w:after="0" w:before="80"/>
+      </w:pPr>
+      <w:r>
+        <w:rPr>
+          <w:rFonts w:ascii="Consolas" w:cs="Consolas" w:eastAsia="Consolas" w:hAnsi="Consolas"/>
+          <w:color w:val="0F172A"/>
+          <w:sz w:val="18"/>
+          <w:szCs w:val="18"/>
+        </w:rPr>
+        <w:t xml:space="preserve"># Branch</w:t>
+      </w:r>
+    </w:p>
+    <w:p>
+      <w:pPr>
+        <w:shd w:fill="F8FAFC" w:val="clear"/>
+        <w:spacing w:after="0" w:before="0"/>
+      </w:pPr>
+      <w:r>
+        <w:rPr>
+          <w:rFonts w:ascii="Consolas" w:cs="Consolas" w:eastAsia="Consolas" w:hAnsi="Consolas"/>
+          <w:color w:val="0F172A"/>
+          <w:sz w:val="18"/>
+          <w:szCs w:val="18"/>
+        </w:rPr>
+        <w:t xml:space="preserve">cd /tmp/proitbridge-reviewai-demo &amp;&amp; git checkout main &amp;&amp; git pull</w:t>
+      </w:r>
+    </w:p>
+    <w:p>
+      <w:pPr>
+        <w:shd w:fill="F8FAFC" w:val="clear"/>
+        <w:spacing w:after="0" w:before="0"/>
+      </w:pPr>
+      <w:r>
+        <w:rPr>
+          <w:rFonts w:ascii="Consolas" w:cs="Consolas" w:eastAsia="Consolas" w:hAnsi="Consolas"/>
+          <w:color w:val="0F172A"/>
+          <w:sz w:val="18"/>
+          <w:szCs w:val="18"/>
+        </w:rPr>
+        <w:t xml:space="preserve">git checkout -b demo-multi-file</w:t>
+      </w:r>
+    </w:p>
+    <w:p>
+      <w:pPr>
+        <w:shd w:fill="F8FAFC" w:val="clear"/>
+        <w:spacing w:after="0" w:before="0"/>
+      </w:pPr>
+      <w:r>
+        <w:rPr>
+          <w:rFonts w:ascii="Consolas" w:cs="Consolas" w:eastAsia="Consolas" w:hAnsi="Consolas"/>
+          <w:color w:val="0F172A"/>
+          <w:sz w:val="18"/>
+          <w:szCs w:val="18"/>
+        </w:rPr>
+        <w:t xml:space="preserve"> </w:t>
+      </w:r>
+    </w:p>
+    <w:p>
+      <w:pPr>
+        <w:shd w:fill="F8FAFC" w:val="clear"/>
+        <w:spacing w:after="0" w:before="0"/>
+      </w:pPr>
+      <w:r>
+        <w:rPr>
+          <w:rFonts w:ascii="Consolas" w:cs="Consolas" w:eastAsia="Consolas" w:hAnsi="Consolas"/>
+          <w:color w:val="0F172A"/>
+          <w:sz w:val="18"/>
+          <w:szCs w:val="18"/>
+        </w:rPr>
+        <w:t xml:space="preserve"># Copy the 4 pre-built bad files</w:t>
+      </w:r>
+    </w:p>
+    <w:p>
+      <w:pPr>
+        <w:shd w:fill="F8FAFC" w:val="clear"/>
+        <w:spacing w:after="0" w:before="0"/>
+      </w:pPr>
+      <w:r>
+        <w:rPr>
+          <w:rFonts w:ascii="Consolas" w:cs="Consolas" w:eastAsia="Consolas" w:hAnsi="Consolas"/>
+          <w:color w:val="0F172A"/>
+          <w:sz w:val="18"/>
+          <w:szCs w:val="18"/>
+        </w:rPr>
+        <w:t xml:space="preserve">cp -r /f/ProITBridge/AI_Code_Automation/demo-bad-prs/sample-pr/src .</w:t>
+      </w:r>
+    </w:p>
+    <w:p>
+      <w:pPr>
+        <w:shd w:fill="F8FAFC" w:val="clear"/>
+        <w:spacing w:after="0" w:before="0"/>
+      </w:pPr>
+      <w:r>
+        <w:rPr>
+          <w:rFonts w:ascii="Consolas" w:cs="Consolas" w:eastAsia="Consolas" w:hAnsi="Consolas"/>
+          <w:color w:val="0F172A"/>
+          <w:sz w:val="18"/>
+          <w:szCs w:val="18"/>
+        </w:rPr>
+        <w:t xml:space="preserve">cp -r /f/ProITBridge/AI_Code_Automation/demo-bad-prs/sample-pr/api .</w:t>
+      </w:r>
+    </w:p>
+    <w:p>
+      <w:pPr>
+        <w:shd w:fill="F8FAFC" w:val="clear"/>
+        <w:spacing w:after="0" w:before="0"/>
+      </w:pPr>
+      <w:r>
+        <w:rPr>
+          <w:rFonts w:ascii="Consolas" w:cs="Consolas" w:eastAsia="Consolas" w:hAnsi="Consolas"/>
+          <w:color w:val="0F172A"/>
+          <w:sz w:val="18"/>
+          <w:szCs w:val="18"/>
+        </w:rPr>
+        <w:t xml:space="preserve">cp -r /f/ProITBridge/AI_Code_Automation/demo-bad-prs/sample-pr/lib .</w:t>
+      </w:r>
+    </w:p>
+    <w:p>
+      <w:pPr>
+        <w:shd w:fill="F8FAFC" w:val="clear"/>
+        <w:spacing w:after="0" w:before="0"/>
+      </w:pPr>
+      <w:r>
+        <w:rPr>
+          <w:rFonts w:ascii="Consolas" w:cs="Consolas" w:eastAsia="Consolas" w:hAnsi="Consolas"/>
+          <w:color w:val="0F172A"/>
+          <w:sz w:val="18"/>
+          <w:szCs w:val="18"/>
+        </w:rPr>
+        <w:t xml:space="preserve">cp -r /f/ProITBridge/AI_Code_Automation/demo-bad-prs/sample-pr/cache .</w:t>
+      </w:r>
+    </w:p>
+    <w:p>
+      <w:pPr>
+        <w:shd w:fill="F8FAFC" w:val="clear"/>
+        <w:spacing w:after="0" w:before="0"/>
+      </w:pPr>
+      <w:r>
+        <w:rPr>
+          <w:rFonts w:ascii="Consolas" w:cs="Consolas" w:eastAsia="Consolas" w:hAnsi="Consolas"/>
+          <w:color w:val="0F172A"/>
+          <w:sz w:val="18"/>
+          <w:szCs w:val="18"/>
+        </w:rPr>
+        <w:t xml:space="preserve"> </w:t>
+      </w:r>
+    </w:p>
+    <w:p>
+      <w:pPr>
+        <w:shd w:fill="F8FAFC" w:val="clear"/>
+        <w:spacing w:after="0" w:before="0"/>
+      </w:pPr>
+      <w:r>
+        <w:rPr>
+          <w:rFonts w:ascii="Consolas" w:cs="Consolas" w:eastAsia="Consolas" w:hAnsi="Consolas"/>
+          <w:color w:val="0F172A"/>
+          <w:sz w:val="18"/>
+          <w:szCs w:val="18"/>
+        </w:rPr>
+        <w:t xml:space="preserve"># Verify file layout (good visual for camera)</w:t>
+      </w:r>
+    </w:p>
+    <w:p>
+      <w:pPr>
+        <w:shd w:fill="F8FAFC" w:val="clear"/>
+        <w:spacing w:after="0" w:before="0"/>
+      </w:pPr>
+      <w:r>
+        <w:rPr>
+          <w:rFonts w:ascii="Consolas" w:cs="Consolas" w:eastAsia="Consolas" w:hAnsi="Consolas"/>
+          <w:color w:val="0F172A"/>
+          <w:sz w:val="18"/>
+          <w:szCs w:val="18"/>
+        </w:rPr>
+        <w:t xml:space="preserve">ls -R src api lib cache</w:t>
+      </w:r>
+    </w:p>
+    <w:p>
+      <w:pPr>
+        <w:shd w:fill="F8FAFC" w:val="clear"/>
+        <w:spacing w:after="0" w:before="0"/>
+      </w:pPr>
+      <w:r>
+        <w:rPr>
+          <w:rFonts w:ascii="Consolas" w:cs="Consolas" w:eastAsia="Consolas" w:hAnsi="Consolas"/>
+          <w:color w:val="0F172A"/>
+          <w:sz w:val="18"/>
+          <w:szCs w:val="18"/>
+        </w:rPr>
+        <w:t xml:space="preserve"> </w:t>
+      </w:r>
+    </w:p>
+    <w:p>
+      <w:pPr>
+        <w:shd w:fill="F8FAFC" w:val="clear"/>
+        <w:spacing w:after="0" w:before="0"/>
+      </w:pPr>
+      <w:r>
+        <w:rPr>
+          <w:rFonts w:ascii="Consolas" w:cs="Consolas" w:eastAsia="Consolas" w:hAnsi="Consolas"/>
+          <w:color w:val="0F172A"/>
+          <w:sz w:val="18"/>
+          <w:szCs w:val="18"/>
+        </w:rPr>
+        <w:t xml:space="preserve"># Commit + push + open PR</w:t>
+      </w:r>
+    </w:p>
+    <w:p>
+      <w:pPr>
+        <w:shd w:fill="F8FAFC" w:val="clear"/>
+        <w:spacing w:after="0" w:before="0"/>
+      </w:pPr>
+      <w:r>
+        <w:rPr>
+          <w:rFonts w:ascii="Consolas" w:cs="Consolas" w:eastAsia="Consolas" w:hAnsi="Consolas"/>
+          <w:color w:val="0F172A"/>
+          <w:sz w:val="18"/>
+          <w:szCs w:val="18"/>
+        </w:rPr>
+        <w:t xml:space="preserve">git add src api lib cache</w:t>
+      </w:r>
+    </w:p>
+    <w:p>
+      <w:pPr>
+        <w:shd w:fill="F8FAFC" w:val="clear"/>
+        <w:spacing w:after="0" w:before="0"/>
+      </w:pPr>
+      <w:r>
+        <w:rPr>
+          <w:rFonts w:ascii="Consolas" w:cs="Consolas" w:eastAsia="Consolas" w:hAnsi="Consolas"/>
+          <w:color w:val="0F172A"/>
+          <w:sz w:val="18"/>
+          <w:szCs w:val="18"/>
+        </w:rPr>
+        <w:t xml:space="preserve">git commit -m "Add support endpoints across auth/payments/cache modules"</w:t>
+      </w:r>
+    </w:p>
+    <w:p>
+      <w:pPr>
+        <w:shd w:fill="F8FAFC" w:val="clear"/>
+        <w:spacing w:after="0" w:before="0"/>
+      </w:pPr>
+      <w:r>
+        <w:rPr>
+          <w:rFonts w:ascii="Consolas" w:cs="Consolas" w:eastAsia="Consolas" w:hAnsi="Consolas"/>
+          <w:color w:val="0F172A"/>
+          <w:sz w:val="18"/>
+          <w:szCs w:val="18"/>
+        </w:rPr>
+        <w:t xml:space="preserve">git push -u origin demo-multi-file</w:t>
+      </w:r>
+    </w:p>
+    <w:p>
+      <w:pPr>
+        <w:shd w:fill="F8FAFC" w:val="clear"/>
+        <w:spacing w:after="0" w:before="0"/>
+      </w:pPr>
+      <w:r>
+        <w:rPr>
+          <w:rFonts w:ascii="Consolas" w:cs="Consolas" w:eastAsia="Consolas" w:hAnsi="Consolas"/>
+          <w:color w:val="0F172A"/>
+          <w:sz w:val="18"/>
+          <w:szCs w:val="18"/>
+        </w:rPr>
+        <w:t xml:space="preserve">gh pr create --fill --title "Add support endpoints across multiple modules"</w:t>
+      </w:r>
+    </w:p>
+    <w:p>
+      <w:pPr>
+        <w:shd w:fill="F8FAFC" w:val="clear"/>
+        <w:spacing w:after="0" w:before="0"/>
+      </w:pPr>
+      <w:r>
+        <w:rPr>
+          <w:rFonts w:ascii="Consolas" w:cs="Consolas" w:eastAsia="Consolas" w:hAnsi="Consolas"/>
+          <w:color w:val="0F172A"/>
+          <w:sz w:val="18"/>
+          <w:szCs w:val="18"/>
+        </w:rPr>
+        <w:t xml:space="preserve"> </w:t>
+      </w:r>
+    </w:p>
+    <w:p>
+      <w:pPr>
+        <w:shd w:fill="F8FAFC" w:val="clear"/>
+        <w:spacing w:after="0" w:before="0"/>
+      </w:pPr>
+      <w:r>
+        <w:rPr>
+          <w:rFonts w:ascii="Consolas" w:cs="Consolas" w:eastAsia="Consolas" w:hAnsi="Consolas"/>
+          <w:color w:val="0F172A"/>
+          <w:sz w:val="18"/>
+          <w:szCs w:val="18"/>
+        </w:rPr>
+        <w:t xml:space="preserve"># Open PR in browser</w:t>
+      </w:r>
+    </w:p>
+    <w:p>
+      <w:pPr>
+        <w:shd w:fill="F8FAFC" w:val="clear"/>
+        <w:spacing w:after="80" w:before="0"/>
+      </w:pPr>
+      <w:r>
+        <w:rPr>
+          <w:rFonts w:ascii="Consolas" w:cs="Consolas" w:eastAsia="Consolas" w:hAnsi="Consolas"/>
+          <w:color w:val="0F172A"/>
+          <w:sz w:val="18"/>
+          <w:szCs w:val="18"/>
+        </w:rPr>
+        <w:t xml:space="preserve">gh pr view --web</w:t>
+      </w:r>
+    </w:p>
+    <w:p>
+      <w:r>
+        <w:t xml:space="preserve"/>
+      </w:r>
+    </w:p>
+    <w:p>
+      <w:pPr>
+        <w:pStyle w:val="Heading2"/>
+      </w:pPr>
+      <w:r>
+        <w:t xml:space="preserve">Mode B: Single-File Simple (auth.py only)</w:t>
+      </w:r>
+    </w:p>
+    <w:p>
+      <w:pPr>
+        <w:spacing w:after="80" w:before="80"/>
+      </w:pPr>
+      <w:r>
+        <w:t xml:space="preserve">Quicker, smaller demo. Bot lands 3 comments. Total ~10 seconds.</w:t>
+      </w:r>
+    </w:p>
+    <w:p>
+      <w:pPr>
+        <w:shd w:fill="F8FAFC" w:val="clear"/>
+        <w:spacing w:after="0" w:before="80"/>
+      </w:pPr>
+      <w:r>
+        <w:rPr>
+          <w:rFonts w:ascii="Consolas" w:cs="Consolas" w:eastAsia="Consolas" w:hAnsi="Consolas"/>
+          <w:color w:val="0F172A"/>
+          <w:sz w:val="18"/>
+          <w:szCs w:val="18"/>
+        </w:rPr>
+        <w:t xml:space="preserve">cd /tmp/proitbridge-reviewai-demo</w:t>
+      </w:r>
+    </w:p>
+    <w:p>
+      <w:pPr>
+        <w:shd w:fill="F8FAFC" w:val="clear"/>
+        <w:spacing w:after="0" w:before="0"/>
+      </w:pPr>
+      <w:r>
+        <w:rPr>
+          <w:rFonts w:ascii="Consolas" w:cs="Consolas" w:eastAsia="Consolas" w:hAnsi="Consolas"/>
+          <w:color w:val="0F172A"/>
+          <w:sz w:val="18"/>
+          <w:szCs w:val="18"/>
+        </w:rPr>
+        <w:t xml:space="preserve">git checkout main &amp;&amp; git pull</w:t>
+      </w:r>
+    </w:p>
+    <w:p>
+      <w:pPr>
+        <w:shd w:fill="F8FAFC" w:val="clear"/>
+        <w:spacing w:after="0" w:before="0"/>
+      </w:pPr>
+      <w:r>
+        <w:rPr>
+          <w:rFonts w:ascii="Consolas" w:cs="Consolas" w:eastAsia="Consolas" w:hAnsi="Consolas"/>
+          <w:color w:val="0F172A"/>
+          <w:sz w:val="18"/>
+          <w:szCs w:val="18"/>
+        </w:rPr>
+        <w:t xml:space="preserve">git checkout -b demo-single</w:t>
+      </w:r>
+    </w:p>
+    <w:p>
+      <w:pPr>
+        <w:shd w:fill="F8FAFC" w:val="clear"/>
+        <w:spacing w:after="0" w:before="0"/>
+      </w:pPr>
+      <w:r>
+        <w:rPr>
+          <w:rFonts w:ascii="Consolas" w:cs="Consolas" w:eastAsia="Consolas" w:hAnsi="Consolas"/>
+          <w:color w:val="0F172A"/>
+          <w:sz w:val="18"/>
+          <w:szCs w:val="18"/>
+        </w:rPr>
+        <w:t xml:space="preserve">mkdir -p src</w:t>
+      </w:r>
+    </w:p>
+    <w:p>
+      <w:pPr>
+        <w:shd w:fill="F8FAFC" w:val="clear"/>
+        <w:spacing w:after="0" w:before="0"/>
+      </w:pPr>
+      <w:r>
+        <w:rPr>
+          <w:rFonts w:ascii="Consolas" w:cs="Consolas" w:eastAsia="Consolas" w:hAnsi="Consolas"/>
+          <w:color w:val="0F172A"/>
+          <w:sz w:val="18"/>
+          <w:szCs w:val="18"/>
+        </w:rPr>
+        <w:t xml:space="preserve">cp /f/ProITBridge/AI_Code_Automation/demo-bad-prs/sample-pr/src/auth.py src/</w:t>
+      </w:r>
+    </w:p>
+    <w:p>
+      <w:pPr>
+        <w:shd w:fill="F8FAFC" w:val="clear"/>
+        <w:spacing w:after="0" w:before="0"/>
+      </w:pPr>
+      <w:r>
+        <w:rPr>
+          <w:rFonts w:ascii="Consolas" w:cs="Consolas" w:eastAsia="Consolas" w:hAnsi="Consolas"/>
+          <w:color w:val="0F172A"/>
+          <w:sz w:val="18"/>
+          <w:szCs w:val="18"/>
+        </w:rPr>
+        <w:t xml:space="preserve">git add src/auth.py</w:t>
+      </w:r>
+    </w:p>
+    <w:p>
+      <w:pPr>
+        <w:shd w:fill="F8FAFC" w:val="clear"/>
+        <w:spacing w:after="0" w:before="0"/>
+      </w:pPr>
+      <w:r>
+        <w:rPr>
+          <w:rFonts w:ascii="Consolas" w:cs="Consolas" w:eastAsia="Consolas" w:hAnsi="Consolas"/>
+          <w:color w:val="0F172A"/>
+          <w:sz w:val="18"/>
+          <w:szCs w:val="18"/>
+        </w:rPr>
+        <w:t xml:space="preserve">git commit -m "Add user lookup endpoint for support team"</w:t>
+      </w:r>
+    </w:p>
+    <w:p>
+      <w:pPr>
+        <w:shd w:fill="F8FAFC" w:val="clear"/>
+        <w:spacing w:after="0" w:before="0"/>
+      </w:pPr>
+      <w:r>
+        <w:rPr>
+          <w:rFonts w:ascii="Consolas" w:cs="Consolas" w:eastAsia="Consolas" w:hAnsi="Consolas"/>
+          <w:color w:val="0F172A"/>
+          <w:sz w:val="18"/>
+          <w:szCs w:val="18"/>
+        </w:rPr>
+        <w:t xml:space="preserve">git push -u origin demo-single</w:t>
+      </w:r>
+    </w:p>
+    <w:p>
+      <w:pPr>
+        <w:shd w:fill="F8FAFC" w:val="clear"/>
+        <w:spacing w:after="80" w:before="0"/>
+      </w:pPr>
+      <w:r>
+        <w:rPr>
+          <w:rFonts w:ascii="Consolas" w:cs="Consolas" w:eastAsia="Consolas" w:hAnsi="Consolas"/>
+          <w:color w:val="0F172A"/>
+          <w:sz w:val="18"/>
+          <w:szCs w:val="18"/>
+        </w:rPr>
+        <w:t xml:space="preserve">gh pr create --fill --title "Add user lookup by ID"</w:t>
+      </w:r>
+    </w:p>
+    <w:p>
+      <w:r>
+        <w:t xml:space="preserve"/>
+      </w:r>
+    </w:p>
+    <w:p>
+      <w:pPr>
+        <w:pStyle w:val="Heading2"/>
+      </w:pPr>
+      <w:r>
+        <w:t xml:space="preserve">Windows native cmd / PowerShell equivalent</w:t>
+      </w:r>
+    </w:p>
+    <w:p>
+      <w:pPr>
+        <w:shd w:fill="F8FAFC" w:val="clear"/>
+        <w:spacing w:after="0" w:before="80"/>
+      </w:pPr>
+      <w:r>
+        <w:rPr>
+          <w:rFonts w:ascii="Consolas" w:cs="Consolas" w:eastAsia="Consolas" w:hAnsi="Consolas"/>
+          <w:color w:val="0F172A"/>
+          <w:sz w:val="18"/>
+          <w:szCs w:val="18"/>
+        </w:rPr>
+        <w:t xml:space="preserve">REM Set demo repo path</w:t>
+      </w:r>
+    </w:p>
+    <w:p>
+      <w:pPr>
+        <w:shd w:fill="F8FAFC" w:val="clear"/>
+        <w:spacing w:after="0" w:before="0"/>
+      </w:pPr>
+      <w:r>
+        <w:rPr>
+          <w:rFonts w:ascii="Consolas" w:cs="Consolas" w:eastAsia="Consolas" w:hAnsi="Consolas"/>
+          <w:color w:val="0F172A"/>
+          <w:sz w:val="18"/>
+          <w:szCs w:val="18"/>
+        </w:rPr>
+        <w:t xml:space="preserve">set DEMO=C:\path\to\proitbridge-reviewai-demo</w:t>
+      </w:r>
+    </w:p>
+    <w:p>
+      <w:pPr>
+        <w:shd w:fill="F8FAFC" w:val="clear"/>
+        <w:spacing w:after="0" w:before="0"/>
+      </w:pPr>
+      <w:r>
+        <w:rPr>
+          <w:rFonts w:ascii="Consolas" w:cs="Consolas" w:eastAsia="Consolas" w:hAnsi="Consolas"/>
+          <w:color w:val="0F172A"/>
+          <w:sz w:val="18"/>
+          <w:szCs w:val="18"/>
+        </w:rPr>
+        <w:t xml:space="preserve">set SAMPLE=F:\ProITBridge\AI_Code_Automation\demo-bad-prs\sample-pr</w:t>
+      </w:r>
+    </w:p>
+    <w:p>
+      <w:pPr>
+        <w:shd w:fill="F8FAFC" w:val="clear"/>
+        <w:spacing w:after="0" w:before="0"/>
+      </w:pPr>
+      <w:r>
+        <w:rPr>
+          <w:rFonts w:ascii="Consolas" w:cs="Consolas" w:eastAsia="Consolas" w:hAnsi="Consolas"/>
+          <w:color w:val="0F172A"/>
+          <w:sz w:val="18"/>
+          <w:szCs w:val="18"/>
+        </w:rPr>
+        <w:t xml:space="preserve"> </w:t>
+      </w:r>
+    </w:p>
+    <w:p>
+      <w:pPr>
+        <w:shd w:fill="F8FAFC" w:val="clear"/>
+        <w:spacing w:after="0" w:before="0"/>
+      </w:pPr>
+      <w:r>
+        <w:rPr>
+          <w:rFonts w:ascii="Consolas" w:cs="Consolas" w:eastAsia="Consolas" w:hAnsi="Consolas"/>
+          <w:color w:val="0F172A"/>
+          <w:sz w:val="18"/>
+          <w:szCs w:val="18"/>
+        </w:rPr>
+        <w:t xml:space="preserve">cd /d %DEMO%</w:t>
+      </w:r>
+    </w:p>
+    <w:p>
+      <w:pPr>
+        <w:shd w:fill="F8FAFC" w:val="clear"/>
+        <w:spacing w:after="0" w:before="0"/>
+      </w:pPr>
+      <w:r>
+        <w:rPr>
+          <w:rFonts w:ascii="Consolas" w:cs="Consolas" w:eastAsia="Consolas" w:hAnsi="Consolas"/>
+          <w:color w:val="0F172A"/>
+          <w:sz w:val="18"/>
+          <w:szCs w:val="18"/>
+        </w:rPr>
+        <w:t xml:space="preserve">git checkout main &amp;&amp; git pull</w:t>
+      </w:r>
+    </w:p>
+    <w:p>
+      <w:pPr>
+        <w:shd w:fill="F8FAFC" w:val="clear"/>
+        <w:spacing w:after="0" w:before="0"/>
+      </w:pPr>
+      <w:r>
+        <w:rPr>
+          <w:rFonts w:ascii="Consolas" w:cs="Consolas" w:eastAsia="Consolas" w:hAnsi="Consolas"/>
+          <w:color w:val="0F172A"/>
+          <w:sz w:val="18"/>
+          <w:szCs w:val="18"/>
+        </w:rPr>
+        <w:t xml:space="preserve">git checkout -b demo-multi-file</w:t>
+      </w:r>
+    </w:p>
+    <w:p>
+      <w:pPr>
+        <w:shd w:fill="F8FAFC" w:val="clear"/>
+        <w:spacing w:after="0" w:before="0"/>
+      </w:pPr>
+      <w:r>
+        <w:rPr>
+          <w:rFonts w:ascii="Consolas" w:cs="Consolas" w:eastAsia="Consolas" w:hAnsi="Consolas"/>
+          <w:color w:val="0F172A"/>
+          <w:sz w:val="18"/>
+          <w:szCs w:val="18"/>
+        </w:rPr>
+        <w:t xml:space="preserve"> </w:t>
+      </w:r>
+    </w:p>
+    <w:p>
+      <w:pPr>
+        <w:shd w:fill="F8FAFC" w:val="clear"/>
+        <w:spacing w:after="0" w:before="0"/>
+      </w:pPr>
+      <w:r>
+        <w:rPr>
+          <w:rFonts w:ascii="Consolas" w:cs="Consolas" w:eastAsia="Consolas" w:hAnsi="Consolas"/>
+          <w:color w:val="0F172A"/>
+          <w:sz w:val="18"/>
+          <w:szCs w:val="18"/>
+        </w:rPr>
+        <w:t xml:space="preserve">xcopy %SAMPLE%\src src\ /E /I</w:t>
+      </w:r>
+    </w:p>
+    <w:p>
+      <w:pPr>
+        <w:shd w:fill="F8FAFC" w:val="clear"/>
+        <w:spacing w:after="0" w:before="0"/>
+      </w:pPr>
+      <w:r>
+        <w:rPr>
+          <w:rFonts w:ascii="Consolas" w:cs="Consolas" w:eastAsia="Consolas" w:hAnsi="Consolas"/>
+          <w:color w:val="0F172A"/>
+          <w:sz w:val="18"/>
+          <w:szCs w:val="18"/>
+        </w:rPr>
+        <w:t xml:space="preserve">xcopy %SAMPLE%\api api\ /E /I</w:t>
+      </w:r>
+    </w:p>
+    <w:p>
+      <w:pPr>
+        <w:shd w:fill="F8FAFC" w:val="clear"/>
+        <w:spacing w:after="0" w:before="0"/>
+      </w:pPr>
+      <w:r>
+        <w:rPr>
+          <w:rFonts w:ascii="Consolas" w:cs="Consolas" w:eastAsia="Consolas" w:hAnsi="Consolas"/>
+          <w:color w:val="0F172A"/>
+          <w:sz w:val="18"/>
+          <w:szCs w:val="18"/>
+        </w:rPr>
+        <w:t xml:space="preserve">xcopy %SAMPLE%\lib lib\ /E /I</w:t>
+      </w:r>
+    </w:p>
+    <w:p>
+      <w:pPr>
+        <w:shd w:fill="F8FAFC" w:val="clear"/>
+        <w:spacing w:after="0" w:before="0"/>
+      </w:pPr>
+      <w:r>
+        <w:rPr>
+          <w:rFonts w:ascii="Consolas" w:cs="Consolas" w:eastAsia="Consolas" w:hAnsi="Consolas"/>
+          <w:color w:val="0F172A"/>
+          <w:sz w:val="18"/>
+          <w:szCs w:val="18"/>
+        </w:rPr>
+        <w:t xml:space="preserve">xcopy %SAMPLE%\cache cache\ /E /I</w:t>
+      </w:r>
+    </w:p>
+    <w:p>
+      <w:pPr>
+        <w:shd w:fill="F8FAFC" w:val="clear"/>
+        <w:spacing w:after="0" w:before="0"/>
+      </w:pPr>
+      <w:r>
+        <w:rPr>
+          <w:rFonts w:ascii="Consolas" w:cs="Consolas" w:eastAsia="Consolas" w:hAnsi="Consolas"/>
+          <w:color w:val="0F172A"/>
+          <w:sz w:val="18"/>
+          <w:szCs w:val="18"/>
+        </w:rPr>
+        <w:t xml:space="preserve"> </w:t>
+      </w:r>
+    </w:p>
+    <w:p>
+      <w:pPr>
+        <w:shd w:fill="F8FAFC" w:val="clear"/>
+        <w:spacing w:after="0" w:before="0"/>
+      </w:pPr>
+      <w:r>
+        <w:rPr>
+          <w:rFonts w:ascii="Consolas" w:cs="Consolas" w:eastAsia="Consolas" w:hAnsi="Consolas"/>
+          <w:color w:val="0F172A"/>
+          <w:sz w:val="18"/>
+          <w:szCs w:val="18"/>
+        </w:rPr>
+        <w:t xml:space="preserve">git add src api lib cache</w:t>
+      </w:r>
+    </w:p>
+    <w:p>
+      <w:pPr>
+        <w:shd w:fill="F8FAFC" w:val="clear"/>
+        <w:spacing w:after="0" w:before="0"/>
+      </w:pPr>
+      <w:r>
+        <w:rPr>
+          <w:rFonts w:ascii="Consolas" w:cs="Consolas" w:eastAsia="Consolas" w:hAnsi="Consolas"/>
+          <w:color w:val="0F172A"/>
+          <w:sz w:val="18"/>
+          <w:szCs w:val="18"/>
+        </w:rPr>
+        <w:t xml:space="preserve">git commit -m "Add support endpoints across multiple modules"</w:t>
+      </w:r>
+    </w:p>
+    <w:p>
+      <w:pPr>
+        <w:shd w:fill="F8FAFC" w:val="clear"/>
+        <w:spacing w:after="0" w:before="0"/>
+      </w:pPr>
+      <w:r>
+        <w:rPr>
+          <w:rFonts w:ascii="Consolas" w:cs="Consolas" w:eastAsia="Consolas" w:hAnsi="Consolas"/>
+          <w:color w:val="0F172A"/>
+          <w:sz w:val="18"/>
+          <w:szCs w:val="18"/>
+        </w:rPr>
+        <w:t xml:space="preserve">git push -u origin demo-multi-file</w:t>
+      </w:r>
+    </w:p>
+    <w:p>
+      <w:pPr>
+        <w:shd w:fill="F8FAFC" w:val="clear"/>
+        <w:spacing w:after="80" w:before="0"/>
+      </w:pPr>
+      <w:r>
+        <w:rPr>
+          <w:rFonts w:ascii="Consolas" w:cs="Consolas" w:eastAsia="Consolas" w:hAnsi="Consolas"/>
+          <w:color w:val="0F172A"/>
+          <w:sz w:val="18"/>
+          <w:szCs w:val="18"/>
+        </w:rPr>
+        <w:t xml:space="preserve">gh pr create --fill --title "Add support endpoints across multiple modules"</w:t>
+      </w:r>
+    </w:p>
     <w:p>
       <w:r>
         <w:t xml:space="preserve"/>
